--- a/Docs/TEST verslag.docx
+++ b/Docs/TEST verslag.docx
@@ -4,17 +4,2456 @@
   <w:body>
     <w:p>
       <w:pPr>
-        <w:pStyle w:val="Titel"/>
+        <w:pStyle w:val="Title"/>
+        <w:rPr>
+          <w:lang w:val="en-NL"/>
+        </w:rPr>
+      </w:pPr>
+      <w:proofErr w:type="spellStart"/>
+      <w:r>
+        <w:rPr>
+          <w:lang w:val="en-NL"/>
+        </w:rPr>
+        <w:t>Testverslag</w:t>
+      </w:r>
+      <w:proofErr w:type="spellEnd"/>
+      <w:r>
+        <w:rPr>
+          <w:lang w:val="en-NL"/>
+        </w:rPr>
+        <w:t xml:space="preserve"> Rocket Escape</w:t>
+      </w:r>
+    </w:p>
+    <w:p>
+      <w:pPr>
+        <w:rPr>
+          <w:b/>
+          <w:bCs/>
+          <w:lang w:val="en-NL"/>
+        </w:rPr>
+      </w:pPr>
+      <w:proofErr w:type="spellStart"/>
+      <w:r>
+        <w:rPr>
+          <w:b/>
+          <w:bCs/>
+          <w:lang w:val="en-NL"/>
+        </w:rPr>
+        <w:t>Testinformatie</w:t>
+      </w:r>
+      <w:proofErr w:type="spellEnd"/>
+    </w:p>
+    <w:p>
+      <w:pPr>
+        <w:rPr>
+          <w:lang w:val="en-NL"/>
+        </w:rPr>
+      </w:pPr>
+      <w:r>
+        <w:rPr>
+          <w:b/>
+          <w:bCs/>
+          <w:lang w:val="en-NL"/>
+        </w:rPr>
+        <w:t>Datum:</w:t>
+      </w:r>
+      <w:r>
+        <w:rPr>
+          <w:lang w:val="en-NL"/>
+        </w:rPr>
+        <w:t xml:space="preserve"> 16-06-2025</w:t>
+      </w:r>
+      <w:r>
+        <w:rPr>
+          <w:lang w:val="en-NL"/>
+        </w:rPr>
+        <w:br/>
+      </w:r>
+      <w:r>
+        <w:rPr>
+          <w:b/>
+          <w:bCs/>
+          <w:lang w:val="en-NL"/>
+        </w:rPr>
+        <w:t>Tester:</w:t>
+      </w:r>
+      <w:r>
+        <w:rPr>
+          <w:lang w:val="en-NL"/>
+        </w:rPr>
+        <w:t xml:space="preserve"> </w:t>
+      </w:r>
+      <w:proofErr w:type="spellStart"/>
+      <w:r>
+        <w:rPr>
+          <w:lang w:val="en-NL"/>
+        </w:rPr>
+        <w:t>Medestudent</w:t>
+      </w:r>
+      <w:proofErr w:type="spellEnd"/>
+      <w:r>
+        <w:rPr>
+          <w:lang w:val="en-NL"/>
+        </w:rPr>
+        <w:t xml:space="preserve"> / </w:t>
+      </w:r>
+      <w:proofErr w:type="spellStart"/>
+      <w:r>
+        <w:rPr>
+          <w:lang w:val="en-NL"/>
+        </w:rPr>
+        <w:t>familielid</w:t>
+      </w:r>
+      <w:proofErr w:type="spellEnd"/>
+      <w:r>
+        <w:rPr>
+          <w:lang w:val="en-NL"/>
+        </w:rPr>
+        <w:br/>
+      </w:r>
+      <w:r>
+        <w:rPr>
+          <w:b/>
+          <w:bCs/>
+          <w:lang w:val="en-NL"/>
+        </w:rPr>
+        <w:t>Versie:</w:t>
+      </w:r>
+      <w:r>
+        <w:rPr>
+          <w:lang w:val="en-NL"/>
+        </w:rPr>
+        <w:t xml:space="preserve"> </w:t>
+      </w:r>
+      <w:proofErr w:type="spellStart"/>
+      <w:r>
+        <w:rPr>
+          <w:lang w:val="en-NL"/>
+        </w:rPr>
+        <w:t>Eindversie</w:t>
+      </w:r>
+      <w:proofErr w:type="spellEnd"/>
+    </w:p>
+    <w:p>
+      <w:pPr>
+        <w:rPr>
+          <w:lang w:val="en-NL"/>
+        </w:rPr>
+      </w:pPr>
+      <w:r>
+        <w:rPr>
+          <w:lang w:val="en-NL"/>
+        </w:rPr>
+        <w:pict w14:anchorId="47E6F794">
+          <v:rect id="_x0000_i1151" style="width:0;height:1.5pt" o:hralign="center" o:hrstd="t" o:hr="t" fillcolor="#a0a0a0" stroked="f"/>
+        </w:pict>
+      </w:r>
+    </w:p>
+    <w:p>
+      <w:pPr>
+        <w:rPr>
+          <w:b/>
+          <w:bCs/>
+          <w:lang w:val="en-NL"/>
+        </w:rPr>
+      </w:pPr>
+      <w:proofErr w:type="spellStart"/>
+      <w:r>
+        <w:rPr>
+          <w:b/>
+          <w:bCs/>
+          <w:lang w:val="en-NL"/>
+        </w:rPr>
+        <w:t>Uitgevoerde</w:t>
+      </w:r>
+      <w:proofErr w:type="spellEnd"/>
+      <w:r>
+        <w:rPr>
+          <w:b/>
+          <w:bCs/>
+          <w:lang w:val="en-NL"/>
+        </w:rPr>
+        <w:t xml:space="preserve"> test</w:t>
+      </w:r>
+    </w:p>
+    <w:p>
+      <w:pPr>
+        <w:rPr>
+          <w:lang w:val="en-NL"/>
+        </w:rPr>
+      </w:pPr>
+      <w:r>
+        <w:rPr>
+          <w:lang w:val="en-NL"/>
+        </w:rPr>
+        <w:t xml:space="preserve">De tester </w:t>
+      </w:r>
+      <w:proofErr w:type="spellStart"/>
+      <w:r>
+        <w:rPr>
+          <w:lang w:val="en-NL"/>
+        </w:rPr>
+        <w:t>heeft</w:t>
+      </w:r>
+      <w:proofErr w:type="spellEnd"/>
+      <w:r>
+        <w:rPr>
+          <w:lang w:val="en-NL"/>
+        </w:rPr>
+        <w:t xml:space="preserve"> het </w:t>
+      </w:r>
+      <w:proofErr w:type="spellStart"/>
+      <w:r>
+        <w:rPr>
+          <w:lang w:val="en-NL"/>
+        </w:rPr>
+        <w:t>spel</w:t>
+      </w:r>
+      <w:proofErr w:type="spellEnd"/>
+      <w:r>
+        <w:rPr>
+          <w:lang w:val="en-NL"/>
+        </w:rPr>
+        <w:t xml:space="preserve"> </w:t>
+      </w:r>
+      <w:proofErr w:type="spellStart"/>
+      <w:r>
+        <w:rPr>
+          <w:lang w:val="en-NL"/>
+        </w:rPr>
+        <w:t>gespeeld</w:t>
+      </w:r>
+      <w:proofErr w:type="spellEnd"/>
+      <w:r>
+        <w:rPr>
+          <w:lang w:val="en-NL"/>
+        </w:rPr>
+        <w:t xml:space="preserve"> </w:t>
+      </w:r>
+      <w:proofErr w:type="spellStart"/>
+      <w:r>
+        <w:rPr>
+          <w:lang w:val="en-NL"/>
+        </w:rPr>
+        <w:t>vanaf</w:t>
+      </w:r>
+      <w:proofErr w:type="spellEnd"/>
+      <w:r>
+        <w:rPr>
+          <w:lang w:val="en-NL"/>
+        </w:rPr>
+        <w:t xml:space="preserve"> het </w:t>
+      </w:r>
+      <w:proofErr w:type="spellStart"/>
+      <w:r>
+        <w:rPr>
+          <w:lang w:val="en-NL"/>
+        </w:rPr>
+        <w:t>hoofdmenu</w:t>
+      </w:r>
+      <w:proofErr w:type="spellEnd"/>
+      <w:r>
+        <w:rPr>
+          <w:lang w:val="en-NL"/>
+        </w:rPr>
+        <w:t xml:space="preserve"> tot </w:t>
+      </w:r>
+      <w:proofErr w:type="spellStart"/>
+      <w:r>
+        <w:rPr>
+          <w:lang w:val="en-NL"/>
+        </w:rPr>
+        <w:t>aan</w:t>
+      </w:r>
+      <w:proofErr w:type="spellEnd"/>
+      <w:r>
+        <w:rPr>
+          <w:lang w:val="en-NL"/>
+        </w:rPr>
+        <w:t xml:space="preserve"> </w:t>
+      </w:r>
+      <w:proofErr w:type="spellStart"/>
+      <w:r>
+        <w:rPr>
+          <w:lang w:val="en-NL"/>
+        </w:rPr>
+        <w:t>meerdere</w:t>
+      </w:r>
+      <w:proofErr w:type="spellEnd"/>
+      <w:r>
+        <w:rPr>
+          <w:lang w:val="en-NL"/>
+        </w:rPr>
+        <w:t xml:space="preserve"> game over </w:t>
+      </w:r>
+      <w:proofErr w:type="spellStart"/>
+      <w:r>
+        <w:rPr>
+          <w:lang w:val="en-NL"/>
+        </w:rPr>
+        <w:t>situaties</w:t>
+      </w:r>
+      <w:proofErr w:type="spellEnd"/>
+      <w:r>
+        <w:rPr>
+          <w:lang w:val="en-NL"/>
+        </w:rPr>
+        <w:t xml:space="preserve">. </w:t>
+      </w:r>
+      <w:proofErr w:type="spellStart"/>
+      <w:r>
+        <w:rPr>
+          <w:lang w:val="en-NL"/>
+        </w:rPr>
+        <w:t>Hierbij</w:t>
+      </w:r>
+      <w:proofErr w:type="spellEnd"/>
+      <w:r>
+        <w:rPr>
+          <w:lang w:val="en-NL"/>
+        </w:rPr>
+        <w:t xml:space="preserve"> </w:t>
+      </w:r>
+      <w:proofErr w:type="spellStart"/>
+      <w:r>
+        <w:rPr>
+          <w:lang w:val="en-NL"/>
+        </w:rPr>
+        <w:t>zijn</w:t>
+      </w:r>
+      <w:proofErr w:type="spellEnd"/>
+      <w:r>
+        <w:rPr>
+          <w:lang w:val="en-NL"/>
+        </w:rPr>
+        <w:t xml:space="preserve"> de </w:t>
+      </w:r>
+      <w:proofErr w:type="spellStart"/>
+      <w:r>
+        <w:rPr>
+          <w:lang w:val="en-NL"/>
+        </w:rPr>
+        <w:t>verschillende</w:t>
+      </w:r>
+      <w:proofErr w:type="spellEnd"/>
+      <w:r>
+        <w:rPr>
+          <w:lang w:val="en-NL"/>
+        </w:rPr>
+        <w:t xml:space="preserve"> gameplay </w:t>
+      </w:r>
+      <w:proofErr w:type="spellStart"/>
+      <w:r>
+        <w:rPr>
+          <w:lang w:val="en-NL"/>
+        </w:rPr>
+        <w:t>onderdelen</w:t>
+      </w:r>
+      <w:proofErr w:type="spellEnd"/>
+      <w:r>
+        <w:rPr>
+          <w:lang w:val="en-NL"/>
+        </w:rPr>
+        <w:t xml:space="preserve"> </w:t>
+      </w:r>
+      <w:proofErr w:type="spellStart"/>
+      <w:r>
+        <w:rPr>
+          <w:lang w:val="en-NL"/>
+        </w:rPr>
+        <w:t>getest</w:t>
+      </w:r>
+      <w:proofErr w:type="spellEnd"/>
+      <w:r>
+        <w:rPr>
+          <w:lang w:val="en-NL"/>
+        </w:rPr>
+        <w:t xml:space="preserve">, </w:t>
+      </w:r>
+      <w:proofErr w:type="spellStart"/>
+      <w:r>
+        <w:rPr>
+          <w:lang w:val="en-NL"/>
+        </w:rPr>
+        <w:t>waaronder</w:t>
+      </w:r>
+      <w:proofErr w:type="spellEnd"/>
+      <w:r>
+        <w:rPr>
+          <w:lang w:val="en-NL"/>
+        </w:rPr>
+        <w:t xml:space="preserve"> </w:t>
+      </w:r>
+      <w:proofErr w:type="spellStart"/>
+      <w:r>
+        <w:rPr>
+          <w:lang w:val="en-NL"/>
+        </w:rPr>
+        <w:t>beweging</w:t>
+      </w:r>
+      <w:proofErr w:type="spellEnd"/>
+      <w:r>
+        <w:rPr>
+          <w:lang w:val="en-NL"/>
+        </w:rPr>
+        <w:t xml:space="preserve">, score, health, power-ups </w:t>
+      </w:r>
+      <w:proofErr w:type="spellStart"/>
+      <w:r>
+        <w:rPr>
+          <w:lang w:val="en-NL"/>
+        </w:rPr>
+        <w:t>en</w:t>
+      </w:r>
+      <w:proofErr w:type="spellEnd"/>
+      <w:r>
+        <w:rPr>
+          <w:lang w:val="en-NL"/>
+        </w:rPr>
+        <w:t xml:space="preserve"> enemy spawning.</w:t>
+      </w:r>
+    </w:p>
+    <w:p>
+      <w:pPr>
+        <w:rPr>
+          <w:lang w:val="en-NL"/>
+        </w:rPr>
+      </w:pPr>
+      <w:r>
+        <w:rPr>
+          <w:lang w:val="en-NL"/>
+        </w:rPr>
+        <w:pict w14:anchorId="02B4CE26">
+          <v:rect id="_x0000_i1152" style="width:0;height:1.5pt" o:hralign="center" o:hrstd="t" o:hr="t" fillcolor="#a0a0a0" stroked="f"/>
+        </w:pict>
+      </w:r>
+    </w:p>
+    <w:p>
+      <w:pPr>
+        <w:rPr>
+          <w:b/>
+          <w:bCs/>
+          <w:lang w:val="en-NL"/>
+        </w:rPr>
+      </w:pPr>
+      <w:r>
+        <w:rPr>
+          <w:b/>
+          <w:bCs/>
+          <w:lang w:val="en-NL"/>
+        </w:rPr>
+        <w:t>Feedback van de tester</w:t>
+      </w:r>
+    </w:p>
+    <w:p>
+      <w:pPr>
+        <w:rPr>
+          <w:b/>
+          <w:bCs/>
+          <w:lang w:val="en-NL"/>
+        </w:rPr>
+      </w:pPr>
+      <w:r>
+        <w:rPr>
+          <w:b/>
+          <w:bCs/>
+          <w:lang w:val="en-NL"/>
+        </w:rPr>
+        <w:t>Punt 1</w:t>
+      </w:r>
+    </w:p>
+    <w:p>
+      <w:pPr>
+        <w:rPr>
+          <w:lang w:val="en-NL"/>
+        </w:rPr>
+      </w:pPr>
+      <w:r>
+        <w:rPr>
+          <w:b/>
+          <w:bCs/>
+          <w:lang w:val="en-NL"/>
+        </w:rPr>
+        <w:t>Feedback:</w:t>
+      </w:r>
+      <w:r>
+        <w:rPr>
+          <w:lang w:val="en-NL"/>
+        </w:rPr>
+        <w:br/>
+        <w:t xml:space="preserve">De </w:t>
+      </w:r>
+      <w:proofErr w:type="spellStart"/>
+      <w:r>
+        <w:rPr>
+          <w:lang w:val="en-NL"/>
+        </w:rPr>
+        <w:t>speler</w:t>
+      </w:r>
+      <w:proofErr w:type="spellEnd"/>
+      <w:r>
+        <w:rPr>
+          <w:lang w:val="en-NL"/>
+        </w:rPr>
+        <w:t xml:space="preserve"> </w:t>
+      </w:r>
+      <w:proofErr w:type="spellStart"/>
+      <w:r>
+        <w:rPr>
+          <w:lang w:val="en-NL"/>
+        </w:rPr>
+        <w:t>kon</w:t>
+      </w:r>
+      <w:proofErr w:type="spellEnd"/>
+      <w:r>
+        <w:rPr>
+          <w:lang w:val="en-NL"/>
+        </w:rPr>
+        <w:t xml:space="preserve"> </w:t>
+      </w:r>
+      <w:proofErr w:type="spellStart"/>
+      <w:r>
+        <w:rPr>
+          <w:lang w:val="en-NL"/>
+        </w:rPr>
+        <w:t>buiten</w:t>
+      </w:r>
+      <w:proofErr w:type="spellEnd"/>
+      <w:r>
+        <w:rPr>
+          <w:lang w:val="en-NL"/>
+        </w:rPr>
+        <w:t xml:space="preserve"> het </w:t>
+      </w:r>
+      <w:proofErr w:type="spellStart"/>
+      <w:r>
+        <w:rPr>
+          <w:lang w:val="en-NL"/>
+        </w:rPr>
+        <w:t>speelveld</w:t>
+      </w:r>
+      <w:proofErr w:type="spellEnd"/>
+      <w:r>
+        <w:rPr>
+          <w:lang w:val="en-NL"/>
+        </w:rPr>
+        <w:t xml:space="preserve"> </w:t>
+      </w:r>
+      <w:proofErr w:type="spellStart"/>
+      <w:r>
+        <w:rPr>
+          <w:lang w:val="en-NL"/>
+        </w:rPr>
+        <w:t>vliegen</w:t>
+      </w:r>
+      <w:proofErr w:type="spellEnd"/>
+      <w:r>
+        <w:rPr>
+          <w:lang w:val="en-NL"/>
+        </w:rPr>
+        <w:t xml:space="preserve"> </w:t>
+      </w:r>
+      <w:proofErr w:type="spellStart"/>
+      <w:r>
+        <w:rPr>
+          <w:lang w:val="en-NL"/>
+        </w:rPr>
+        <w:t>waardoor</w:t>
+      </w:r>
+      <w:proofErr w:type="spellEnd"/>
+      <w:r>
+        <w:rPr>
+          <w:lang w:val="en-NL"/>
+        </w:rPr>
+        <w:t xml:space="preserve"> het </w:t>
+      </w:r>
+      <w:proofErr w:type="spellStart"/>
+      <w:r>
+        <w:rPr>
+          <w:lang w:val="en-NL"/>
+        </w:rPr>
+        <w:t>schip</w:t>
+      </w:r>
+      <w:proofErr w:type="spellEnd"/>
+      <w:r>
+        <w:rPr>
+          <w:lang w:val="en-NL"/>
+        </w:rPr>
+        <w:t xml:space="preserve"> </w:t>
+      </w:r>
+      <w:proofErr w:type="spellStart"/>
+      <w:r>
+        <w:rPr>
+          <w:lang w:val="en-NL"/>
+        </w:rPr>
+        <w:t>uit</w:t>
+      </w:r>
+      <w:proofErr w:type="spellEnd"/>
+      <w:r>
+        <w:rPr>
+          <w:lang w:val="en-NL"/>
+        </w:rPr>
+        <w:t xml:space="preserve"> </w:t>
+      </w:r>
+      <w:proofErr w:type="spellStart"/>
+      <w:r>
+        <w:rPr>
+          <w:lang w:val="en-NL"/>
+        </w:rPr>
+        <w:t>beeld</w:t>
+      </w:r>
+      <w:proofErr w:type="spellEnd"/>
+      <w:r>
+        <w:rPr>
+          <w:lang w:val="en-NL"/>
+        </w:rPr>
+        <w:t xml:space="preserve"> </w:t>
+      </w:r>
+      <w:proofErr w:type="spellStart"/>
+      <w:r>
+        <w:rPr>
+          <w:lang w:val="en-NL"/>
+        </w:rPr>
+        <w:t>verdween</w:t>
+      </w:r>
+      <w:proofErr w:type="spellEnd"/>
+      <w:r>
+        <w:rPr>
+          <w:lang w:val="en-NL"/>
+        </w:rPr>
+        <w:t>.</w:t>
+      </w:r>
+    </w:p>
+    <w:p>
+      <w:pPr>
+        <w:rPr>
+          <w:lang w:val="en-NL"/>
+        </w:rPr>
+      </w:pPr>
+      <w:proofErr w:type="spellStart"/>
+      <w:r>
+        <w:rPr>
+          <w:b/>
+          <w:bCs/>
+          <w:lang w:val="en-NL"/>
+        </w:rPr>
+        <w:t>Oplossing</w:t>
+      </w:r>
+      <w:proofErr w:type="spellEnd"/>
+      <w:r>
+        <w:rPr>
+          <w:b/>
+          <w:bCs/>
+          <w:lang w:val="en-NL"/>
+        </w:rPr>
+        <w:t>:</w:t>
+      </w:r>
+      <w:r>
+        <w:rPr>
+          <w:lang w:val="en-NL"/>
+        </w:rPr>
+        <w:br/>
+        <w:t xml:space="preserve">De </w:t>
+      </w:r>
+      <w:proofErr w:type="spellStart"/>
+      <w:r>
+        <w:rPr>
+          <w:lang w:val="en-NL"/>
+        </w:rPr>
+        <w:t>beweging</w:t>
+      </w:r>
+      <w:proofErr w:type="spellEnd"/>
+      <w:r>
+        <w:rPr>
+          <w:lang w:val="en-NL"/>
+        </w:rPr>
+        <w:t xml:space="preserve"> van de </w:t>
+      </w:r>
+      <w:proofErr w:type="spellStart"/>
+      <w:r>
+        <w:rPr>
+          <w:lang w:val="en-NL"/>
+        </w:rPr>
+        <w:t>speler</w:t>
+      </w:r>
+      <w:proofErr w:type="spellEnd"/>
+      <w:r>
+        <w:rPr>
+          <w:lang w:val="en-NL"/>
+        </w:rPr>
+        <w:t xml:space="preserve"> is </w:t>
+      </w:r>
+      <w:proofErr w:type="spellStart"/>
+      <w:r>
+        <w:rPr>
+          <w:lang w:val="en-NL"/>
+        </w:rPr>
+        <w:t>begrensd</w:t>
+      </w:r>
+      <w:proofErr w:type="spellEnd"/>
+      <w:r>
+        <w:rPr>
+          <w:lang w:val="en-NL"/>
+        </w:rPr>
+        <w:t xml:space="preserve"> </w:t>
+      </w:r>
+      <w:proofErr w:type="spellStart"/>
+      <w:r>
+        <w:rPr>
+          <w:lang w:val="en-NL"/>
+        </w:rPr>
+        <w:t>zodat</w:t>
+      </w:r>
+      <w:proofErr w:type="spellEnd"/>
+      <w:r>
+        <w:rPr>
+          <w:lang w:val="en-NL"/>
+        </w:rPr>
+        <w:t xml:space="preserve"> het </w:t>
+      </w:r>
+      <w:proofErr w:type="spellStart"/>
+      <w:r>
+        <w:rPr>
+          <w:lang w:val="en-NL"/>
+        </w:rPr>
+        <w:t>ruimteschip</w:t>
+      </w:r>
+      <w:proofErr w:type="spellEnd"/>
+      <w:r>
+        <w:rPr>
+          <w:lang w:val="en-NL"/>
+        </w:rPr>
+        <w:t xml:space="preserve"> </w:t>
+      </w:r>
+      <w:proofErr w:type="spellStart"/>
+      <w:r>
+        <w:rPr>
+          <w:lang w:val="en-NL"/>
+        </w:rPr>
+        <w:t>binnen</w:t>
+      </w:r>
+      <w:proofErr w:type="spellEnd"/>
+      <w:r>
+        <w:rPr>
+          <w:lang w:val="en-NL"/>
+        </w:rPr>
+        <w:t xml:space="preserve"> het </w:t>
+      </w:r>
+      <w:proofErr w:type="spellStart"/>
+      <w:r>
+        <w:rPr>
+          <w:lang w:val="en-NL"/>
+        </w:rPr>
+        <w:t>zichtbare</w:t>
+      </w:r>
+      <w:proofErr w:type="spellEnd"/>
+      <w:r>
+        <w:rPr>
+          <w:lang w:val="en-NL"/>
+        </w:rPr>
+        <w:t xml:space="preserve"> </w:t>
+      </w:r>
+      <w:proofErr w:type="spellStart"/>
+      <w:r>
+        <w:rPr>
+          <w:lang w:val="en-NL"/>
+        </w:rPr>
+        <w:t>speelveld</w:t>
+      </w:r>
+      <w:proofErr w:type="spellEnd"/>
+      <w:r>
+        <w:rPr>
+          <w:lang w:val="en-NL"/>
+        </w:rPr>
+        <w:t xml:space="preserve"> </w:t>
+      </w:r>
+      <w:proofErr w:type="spellStart"/>
+      <w:r>
+        <w:rPr>
+          <w:lang w:val="en-NL"/>
+        </w:rPr>
+        <w:t>blijft</w:t>
+      </w:r>
+      <w:proofErr w:type="spellEnd"/>
+      <w:r>
+        <w:rPr>
+          <w:lang w:val="en-NL"/>
+        </w:rPr>
+        <w:t>.</w:t>
+      </w:r>
+    </w:p>
+    <w:p>
+      <w:pPr>
+        <w:rPr>
+          <w:lang w:val="en-NL"/>
+        </w:rPr>
+      </w:pPr>
+      <w:r>
+        <w:rPr>
+          <w:lang w:val="en-NL"/>
+        </w:rPr>
+        <w:pict w14:anchorId="6D553210">
+          <v:rect id="_x0000_i1153" style="width:0;height:1.5pt" o:hralign="center" o:hrstd="t" o:hr="t" fillcolor="#a0a0a0" stroked="f"/>
+        </w:pict>
+      </w:r>
+    </w:p>
+    <w:p>
+      <w:pPr>
+        <w:rPr>
+          <w:b/>
+          <w:bCs/>
+          <w:lang w:val="en-NL"/>
+        </w:rPr>
+      </w:pPr>
+      <w:r>
+        <w:rPr>
+          <w:b/>
+          <w:bCs/>
+          <w:lang w:val="en-NL"/>
+        </w:rPr>
+        <w:t>Punt 2</w:t>
+      </w:r>
+    </w:p>
+    <w:p>
+      <w:pPr>
+        <w:rPr>
+          <w:lang w:val="en-NL"/>
+        </w:rPr>
+      </w:pPr>
+      <w:r>
+        <w:rPr>
+          <w:b/>
+          <w:bCs/>
+          <w:lang w:val="en-NL"/>
+        </w:rPr>
+        <w:t>Feedback:</w:t>
+      </w:r>
+      <w:r>
+        <w:rPr>
+          <w:lang w:val="en-NL"/>
+        </w:rPr>
+        <w:br/>
+        <w:t xml:space="preserve">Na </w:t>
+      </w:r>
+      <w:proofErr w:type="spellStart"/>
+      <w:r>
+        <w:rPr>
+          <w:lang w:val="en-NL"/>
+        </w:rPr>
+        <w:t>verloop</w:t>
+      </w:r>
+      <w:proofErr w:type="spellEnd"/>
+      <w:r>
+        <w:rPr>
+          <w:lang w:val="en-NL"/>
+        </w:rPr>
+        <w:t xml:space="preserve"> van </w:t>
+      </w:r>
+      <w:proofErr w:type="spellStart"/>
+      <w:r>
+        <w:rPr>
+          <w:lang w:val="en-NL"/>
+        </w:rPr>
+        <w:t>tijd</w:t>
+      </w:r>
+      <w:proofErr w:type="spellEnd"/>
+      <w:r>
+        <w:rPr>
+          <w:lang w:val="en-NL"/>
+        </w:rPr>
+        <w:t xml:space="preserve"> </w:t>
+      </w:r>
+      <w:proofErr w:type="spellStart"/>
+      <w:r>
+        <w:rPr>
+          <w:lang w:val="en-NL"/>
+        </w:rPr>
+        <w:t>bleef</w:t>
+      </w:r>
+      <w:proofErr w:type="spellEnd"/>
+      <w:r>
+        <w:rPr>
+          <w:lang w:val="en-NL"/>
+        </w:rPr>
+        <w:t xml:space="preserve"> de gameplay </w:t>
+      </w:r>
+      <w:proofErr w:type="spellStart"/>
+      <w:r>
+        <w:rPr>
+          <w:lang w:val="en-NL"/>
+        </w:rPr>
+        <w:t>grotendeels</w:t>
+      </w:r>
+      <w:proofErr w:type="spellEnd"/>
+      <w:r>
+        <w:rPr>
+          <w:lang w:val="en-NL"/>
+        </w:rPr>
+        <w:t xml:space="preserve"> </w:t>
+      </w:r>
+      <w:proofErr w:type="spellStart"/>
+      <w:r>
+        <w:rPr>
+          <w:lang w:val="en-NL"/>
+        </w:rPr>
+        <w:t>hetzelfde</w:t>
+      </w:r>
+      <w:proofErr w:type="spellEnd"/>
+      <w:r>
+        <w:rPr>
+          <w:lang w:val="en-NL"/>
+        </w:rPr>
+        <w:t>.</w:t>
+      </w:r>
+    </w:p>
+    <w:p>
+      <w:pPr>
+        <w:rPr>
+          <w:lang w:val="en-NL"/>
+        </w:rPr>
+      </w:pPr>
+      <w:proofErr w:type="spellStart"/>
+      <w:r>
+        <w:rPr>
+          <w:b/>
+          <w:bCs/>
+          <w:lang w:val="en-NL"/>
+        </w:rPr>
+        <w:t>Oplossing</w:t>
+      </w:r>
+      <w:proofErr w:type="spellEnd"/>
+      <w:r>
+        <w:rPr>
+          <w:b/>
+          <w:bCs/>
+          <w:lang w:val="en-NL"/>
+        </w:rPr>
+        <w:t>:</w:t>
+      </w:r>
+      <w:r>
+        <w:rPr>
+          <w:lang w:val="en-NL"/>
+        </w:rPr>
+        <w:br/>
+        <w:t xml:space="preserve">Er </w:t>
+      </w:r>
+      <w:proofErr w:type="spellStart"/>
+      <w:r>
+        <w:rPr>
+          <w:lang w:val="en-NL"/>
+        </w:rPr>
+        <w:t>zijn</w:t>
+      </w:r>
+      <w:proofErr w:type="spellEnd"/>
+      <w:r>
+        <w:rPr>
+          <w:lang w:val="en-NL"/>
+        </w:rPr>
+        <w:t xml:space="preserve"> </w:t>
+      </w:r>
+      <w:proofErr w:type="spellStart"/>
+      <w:r>
+        <w:rPr>
+          <w:lang w:val="en-NL"/>
+        </w:rPr>
+        <w:t>meerdere</w:t>
+      </w:r>
+      <w:proofErr w:type="spellEnd"/>
+      <w:r>
+        <w:rPr>
+          <w:lang w:val="en-NL"/>
+        </w:rPr>
+        <w:t xml:space="preserve"> </w:t>
+      </w:r>
+      <w:proofErr w:type="spellStart"/>
+      <w:r>
+        <w:rPr>
+          <w:lang w:val="en-NL"/>
+        </w:rPr>
+        <w:t>moeilijkheidsniveaus</w:t>
+      </w:r>
+      <w:proofErr w:type="spellEnd"/>
+      <w:r>
+        <w:rPr>
+          <w:lang w:val="en-NL"/>
+        </w:rPr>
+        <w:t xml:space="preserve"> </w:t>
+      </w:r>
+      <w:proofErr w:type="spellStart"/>
+      <w:r>
+        <w:rPr>
+          <w:lang w:val="en-NL"/>
+        </w:rPr>
+        <w:t>toegevoegd</w:t>
+      </w:r>
+      <w:proofErr w:type="spellEnd"/>
+      <w:r>
+        <w:rPr>
+          <w:lang w:val="en-NL"/>
+        </w:rPr>
+        <w:t xml:space="preserve">. Bij </w:t>
+      </w:r>
+      <w:proofErr w:type="spellStart"/>
+      <w:r>
+        <w:rPr>
+          <w:lang w:val="en-NL"/>
+        </w:rPr>
+        <w:t>hogere</w:t>
+      </w:r>
+      <w:proofErr w:type="spellEnd"/>
+      <w:r>
+        <w:rPr>
+          <w:lang w:val="en-NL"/>
+        </w:rPr>
+        <w:t xml:space="preserve"> scores </w:t>
+      </w:r>
+      <w:proofErr w:type="spellStart"/>
+      <w:r>
+        <w:rPr>
+          <w:lang w:val="en-NL"/>
+        </w:rPr>
+        <w:t>verschijnen</w:t>
+      </w:r>
+      <w:proofErr w:type="spellEnd"/>
+      <w:r>
+        <w:rPr>
+          <w:lang w:val="en-NL"/>
+        </w:rPr>
+        <w:t xml:space="preserve"> extra enemy types </w:t>
+      </w:r>
+      <w:proofErr w:type="spellStart"/>
+      <w:r>
+        <w:rPr>
+          <w:lang w:val="en-NL"/>
+        </w:rPr>
+        <w:t>en</w:t>
+      </w:r>
+      <w:proofErr w:type="spellEnd"/>
+      <w:r>
+        <w:rPr>
+          <w:lang w:val="en-NL"/>
+        </w:rPr>
+        <w:t xml:space="preserve"> </w:t>
+      </w:r>
+      <w:proofErr w:type="spellStart"/>
+      <w:r>
+        <w:rPr>
+          <w:lang w:val="en-NL"/>
+        </w:rPr>
+        <w:t>neemt</w:t>
+      </w:r>
+      <w:proofErr w:type="spellEnd"/>
+      <w:r>
+        <w:rPr>
+          <w:lang w:val="en-NL"/>
+        </w:rPr>
+        <w:t xml:space="preserve"> de spawn </w:t>
+      </w:r>
+      <w:proofErr w:type="spellStart"/>
+      <w:r>
+        <w:rPr>
+          <w:lang w:val="en-NL"/>
+        </w:rPr>
+        <w:t>snelheid</w:t>
+      </w:r>
+      <w:proofErr w:type="spellEnd"/>
+      <w:r>
+        <w:rPr>
+          <w:lang w:val="en-NL"/>
+        </w:rPr>
+        <w:t xml:space="preserve"> toe.</w:t>
+      </w:r>
+    </w:p>
+    <w:p>
+      <w:pPr>
+        <w:rPr>
+          <w:lang w:val="en-NL"/>
+        </w:rPr>
+      </w:pPr>
+      <w:r>
+        <w:rPr>
+          <w:lang w:val="en-NL"/>
+        </w:rPr>
+        <w:pict w14:anchorId="786E7ABC">
+          <v:rect id="_x0000_i1154" style="width:0;height:1.5pt" o:hralign="center" o:hrstd="t" o:hr="t" fillcolor="#a0a0a0" stroked="f"/>
+        </w:pict>
+      </w:r>
+    </w:p>
+    <w:p>
+      <w:pPr>
+        <w:rPr>
+          <w:b/>
+          <w:bCs/>
+          <w:lang w:val="en-NL"/>
+        </w:rPr>
+      </w:pPr>
+      <w:r>
+        <w:rPr>
+          <w:b/>
+          <w:bCs/>
+          <w:lang w:val="en-NL"/>
+        </w:rPr>
+        <w:t>Punt 3</w:t>
+      </w:r>
+    </w:p>
+    <w:p>
+      <w:pPr>
+        <w:rPr>
+          <w:lang w:val="en-NL"/>
+        </w:rPr>
+      </w:pPr>
+      <w:r>
+        <w:rPr>
+          <w:b/>
+          <w:bCs/>
+          <w:lang w:val="en-NL"/>
+        </w:rPr>
+        <w:t>Feedback:</w:t>
+      </w:r>
+      <w:r>
+        <w:rPr>
+          <w:lang w:val="en-NL"/>
+        </w:rPr>
+        <w:br/>
+        <w:t xml:space="preserve">Er was </w:t>
+      </w:r>
+      <w:proofErr w:type="spellStart"/>
+      <w:r>
+        <w:rPr>
+          <w:lang w:val="en-NL"/>
+        </w:rPr>
+        <w:t>behoefte</w:t>
+      </w:r>
+      <w:proofErr w:type="spellEnd"/>
+      <w:r>
+        <w:rPr>
+          <w:lang w:val="en-NL"/>
+        </w:rPr>
+        <w:t xml:space="preserve"> </w:t>
+      </w:r>
+      <w:proofErr w:type="spellStart"/>
+      <w:r>
+        <w:rPr>
+          <w:lang w:val="en-NL"/>
+        </w:rPr>
+        <w:t>aan</w:t>
+      </w:r>
+      <w:proofErr w:type="spellEnd"/>
+      <w:r>
+        <w:rPr>
+          <w:lang w:val="en-NL"/>
+        </w:rPr>
+        <w:t xml:space="preserve"> </w:t>
+      </w:r>
+      <w:proofErr w:type="spellStart"/>
+      <w:r>
+        <w:rPr>
+          <w:lang w:val="en-NL"/>
+        </w:rPr>
+        <w:t>een</w:t>
+      </w:r>
+      <w:proofErr w:type="spellEnd"/>
+      <w:r>
+        <w:rPr>
+          <w:lang w:val="en-NL"/>
+        </w:rPr>
+        <w:t xml:space="preserve"> </w:t>
+      </w:r>
+      <w:proofErr w:type="spellStart"/>
+      <w:r>
+        <w:rPr>
+          <w:lang w:val="en-NL"/>
+        </w:rPr>
+        <w:t>sterkere</w:t>
+      </w:r>
+      <w:proofErr w:type="spellEnd"/>
+      <w:r>
+        <w:rPr>
+          <w:lang w:val="en-NL"/>
+        </w:rPr>
+        <w:t xml:space="preserve"> </w:t>
+      </w:r>
+      <w:proofErr w:type="spellStart"/>
+      <w:r>
+        <w:rPr>
+          <w:lang w:val="en-NL"/>
+        </w:rPr>
+        <w:t>vijand</w:t>
+      </w:r>
+      <w:proofErr w:type="spellEnd"/>
+      <w:r>
+        <w:rPr>
+          <w:lang w:val="en-NL"/>
+        </w:rPr>
+        <w:t xml:space="preserve"> die </w:t>
+      </w:r>
+      <w:proofErr w:type="spellStart"/>
+      <w:r>
+        <w:rPr>
+          <w:lang w:val="en-NL"/>
+        </w:rPr>
+        <w:t>meer</w:t>
+      </w:r>
+      <w:proofErr w:type="spellEnd"/>
+      <w:r>
+        <w:rPr>
+          <w:lang w:val="en-NL"/>
+        </w:rPr>
+        <w:t xml:space="preserve"> </w:t>
+      </w:r>
+      <w:proofErr w:type="spellStart"/>
+      <w:r>
+        <w:rPr>
+          <w:lang w:val="en-NL"/>
+        </w:rPr>
+        <w:t>uitdaging</w:t>
+      </w:r>
+      <w:proofErr w:type="spellEnd"/>
+      <w:r>
+        <w:rPr>
+          <w:lang w:val="en-NL"/>
+        </w:rPr>
+        <w:t xml:space="preserve"> </w:t>
+      </w:r>
+      <w:proofErr w:type="spellStart"/>
+      <w:r>
+        <w:rPr>
+          <w:lang w:val="en-NL"/>
+        </w:rPr>
+        <w:t>biedt</w:t>
+      </w:r>
+      <w:proofErr w:type="spellEnd"/>
+      <w:r>
+        <w:rPr>
+          <w:lang w:val="en-NL"/>
+        </w:rPr>
+        <w:t>.</w:t>
+      </w:r>
+    </w:p>
+    <w:p>
+      <w:pPr>
+        <w:rPr>
+          <w:lang w:val="en-NL"/>
+        </w:rPr>
+      </w:pPr>
+      <w:proofErr w:type="spellStart"/>
+      <w:r>
+        <w:rPr>
+          <w:b/>
+          <w:bCs/>
+          <w:lang w:val="en-NL"/>
+        </w:rPr>
+        <w:lastRenderedPageBreak/>
+        <w:t>Oplossing</w:t>
+      </w:r>
+      <w:proofErr w:type="spellEnd"/>
+      <w:r>
+        <w:rPr>
+          <w:b/>
+          <w:bCs/>
+          <w:lang w:val="en-NL"/>
+        </w:rPr>
+        <w:t>:</w:t>
+      </w:r>
+      <w:r>
+        <w:rPr>
+          <w:lang w:val="en-NL"/>
+        </w:rPr>
+        <w:br/>
+        <w:t xml:space="preserve">Een </w:t>
+      </w:r>
+      <w:proofErr w:type="spellStart"/>
+      <w:r>
+        <w:rPr>
+          <w:lang w:val="en-NL"/>
+        </w:rPr>
+        <w:t>nieuw</w:t>
+      </w:r>
+      <w:proofErr w:type="spellEnd"/>
+      <w:r>
+        <w:rPr>
+          <w:lang w:val="en-NL"/>
+        </w:rPr>
+        <w:t xml:space="preserve"> Spaceship enemy type </w:t>
+      </w:r>
+      <w:proofErr w:type="spellStart"/>
+      <w:r>
+        <w:rPr>
+          <w:lang w:val="en-NL"/>
+        </w:rPr>
+        <w:t>toegevoegd</w:t>
+      </w:r>
+      <w:proofErr w:type="spellEnd"/>
+      <w:r>
+        <w:rPr>
+          <w:lang w:val="en-NL"/>
+        </w:rPr>
+        <w:t xml:space="preserve"> </w:t>
+      </w:r>
+      <w:proofErr w:type="spellStart"/>
+      <w:r>
+        <w:rPr>
+          <w:lang w:val="en-NL"/>
+        </w:rPr>
+        <w:t>dat</w:t>
+      </w:r>
+      <w:proofErr w:type="spellEnd"/>
+      <w:r>
+        <w:rPr>
+          <w:lang w:val="en-NL"/>
+        </w:rPr>
+        <w:t xml:space="preserve"> </w:t>
+      </w:r>
+      <w:proofErr w:type="spellStart"/>
+      <w:r>
+        <w:rPr>
+          <w:lang w:val="en-NL"/>
+        </w:rPr>
+        <w:t>verschijnt</w:t>
+      </w:r>
+      <w:proofErr w:type="spellEnd"/>
+      <w:r>
+        <w:rPr>
+          <w:lang w:val="en-NL"/>
+        </w:rPr>
+        <w:t xml:space="preserve"> </w:t>
+      </w:r>
+      <w:proofErr w:type="spellStart"/>
+      <w:r>
+        <w:rPr>
+          <w:lang w:val="en-NL"/>
+        </w:rPr>
+        <w:t>vanaf</w:t>
+      </w:r>
+      <w:proofErr w:type="spellEnd"/>
+      <w:r>
+        <w:rPr>
+          <w:lang w:val="en-NL"/>
+        </w:rPr>
+        <w:t xml:space="preserve"> </w:t>
+      </w:r>
+      <w:proofErr w:type="spellStart"/>
+      <w:r>
+        <w:rPr>
+          <w:lang w:val="en-NL"/>
+        </w:rPr>
+        <w:t>een</w:t>
+      </w:r>
+      <w:proofErr w:type="spellEnd"/>
+      <w:r>
+        <w:rPr>
+          <w:lang w:val="en-NL"/>
+        </w:rPr>
+        <w:t xml:space="preserve"> score van 1000 </w:t>
+      </w:r>
+      <w:proofErr w:type="spellStart"/>
+      <w:r>
+        <w:rPr>
+          <w:lang w:val="en-NL"/>
+        </w:rPr>
+        <w:t>punten</w:t>
+      </w:r>
+      <w:proofErr w:type="spellEnd"/>
+      <w:r>
+        <w:rPr>
+          <w:lang w:val="en-NL"/>
+        </w:rPr>
+        <w:t xml:space="preserve">. </w:t>
+      </w:r>
+      <w:proofErr w:type="spellStart"/>
+      <w:r>
+        <w:rPr>
+          <w:lang w:val="en-NL"/>
+        </w:rPr>
+        <w:t>Wanneer</w:t>
+      </w:r>
+      <w:proofErr w:type="spellEnd"/>
+      <w:r>
+        <w:rPr>
+          <w:lang w:val="en-NL"/>
+        </w:rPr>
+        <w:t xml:space="preserve"> </w:t>
+      </w:r>
+      <w:proofErr w:type="spellStart"/>
+      <w:r>
+        <w:rPr>
+          <w:lang w:val="en-NL"/>
+        </w:rPr>
+        <w:t>deze</w:t>
+      </w:r>
+      <w:proofErr w:type="spellEnd"/>
+      <w:r>
+        <w:rPr>
+          <w:lang w:val="en-NL"/>
+        </w:rPr>
+        <w:t xml:space="preserve"> </w:t>
+      </w:r>
+      <w:proofErr w:type="spellStart"/>
+      <w:r>
+        <w:rPr>
+          <w:lang w:val="en-NL"/>
+        </w:rPr>
+        <w:t>vijand</w:t>
+      </w:r>
+      <w:proofErr w:type="spellEnd"/>
+      <w:r>
+        <w:rPr>
+          <w:lang w:val="en-NL"/>
+        </w:rPr>
+        <w:t xml:space="preserve"> de </w:t>
+      </w:r>
+      <w:proofErr w:type="spellStart"/>
+      <w:r>
+        <w:rPr>
+          <w:lang w:val="en-NL"/>
+        </w:rPr>
+        <w:t>speler</w:t>
+      </w:r>
+      <w:proofErr w:type="spellEnd"/>
+      <w:r>
+        <w:rPr>
+          <w:lang w:val="en-NL"/>
+        </w:rPr>
+        <w:t xml:space="preserve"> </w:t>
+      </w:r>
+      <w:proofErr w:type="spellStart"/>
+      <w:r>
+        <w:rPr>
+          <w:lang w:val="en-NL"/>
+        </w:rPr>
+        <w:t>raakt</w:t>
+      </w:r>
+      <w:proofErr w:type="spellEnd"/>
+      <w:r>
+        <w:rPr>
+          <w:lang w:val="en-NL"/>
+        </w:rPr>
+        <w:t xml:space="preserve">, </w:t>
+      </w:r>
+      <w:proofErr w:type="spellStart"/>
+      <w:r>
+        <w:rPr>
+          <w:lang w:val="en-NL"/>
+        </w:rPr>
+        <w:t>volgt</w:t>
+      </w:r>
+      <w:proofErr w:type="spellEnd"/>
+      <w:r>
+        <w:rPr>
+          <w:lang w:val="en-NL"/>
+        </w:rPr>
+        <w:t xml:space="preserve"> direct </w:t>
+      </w:r>
+      <w:proofErr w:type="spellStart"/>
+      <w:r>
+        <w:rPr>
+          <w:lang w:val="en-NL"/>
+        </w:rPr>
+        <w:t>een</w:t>
+      </w:r>
+      <w:proofErr w:type="spellEnd"/>
+      <w:r>
+        <w:rPr>
+          <w:lang w:val="en-NL"/>
+        </w:rPr>
+        <w:t xml:space="preserve"> game over.</w:t>
+      </w:r>
+    </w:p>
+    <w:p>
+      <w:pPr>
+        <w:rPr>
+          <w:lang w:val="en-NL"/>
+        </w:rPr>
+      </w:pPr>
+      <w:r>
+        <w:rPr>
+          <w:lang w:val="en-NL"/>
+        </w:rPr>
+        <w:pict w14:anchorId="416776DB">
+          <v:rect id="_x0000_i1155" style="width:0;height:1.5pt" o:hralign="center" o:hrstd="t" o:hr="t" fillcolor="#a0a0a0" stroked="f"/>
+        </w:pict>
+      </w:r>
+    </w:p>
+    <w:p>
+      <w:pPr>
+        <w:rPr>
+          <w:b/>
+          <w:bCs/>
+          <w:lang w:val="en-NL"/>
+        </w:rPr>
+      </w:pPr>
+      <w:r>
+        <w:rPr>
+          <w:b/>
+          <w:bCs/>
+          <w:lang w:val="en-NL"/>
+        </w:rPr>
+        <w:t>Punt 4</w:t>
+      </w:r>
+    </w:p>
+    <w:p>
+      <w:pPr>
+        <w:rPr>
+          <w:lang w:val="en-NL"/>
+        </w:rPr>
+      </w:pPr>
+      <w:r>
+        <w:rPr>
+          <w:b/>
+          <w:bCs/>
+          <w:lang w:val="en-NL"/>
+        </w:rPr>
+        <w:t>Feedback:</w:t>
+      </w:r>
+      <w:r>
+        <w:rPr>
+          <w:lang w:val="en-NL"/>
+        </w:rPr>
+        <w:br/>
+        <w:t xml:space="preserve">Het was </w:t>
+      </w:r>
+      <w:proofErr w:type="spellStart"/>
+      <w:r>
+        <w:rPr>
+          <w:lang w:val="en-NL"/>
+        </w:rPr>
+        <w:t>lastig</w:t>
+      </w:r>
+      <w:proofErr w:type="spellEnd"/>
+      <w:r>
+        <w:rPr>
+          <w:lang w:val="en-NL"/>
+        </w:rPr>
+        <w:t xml:space="preserve"> om health </w:t>
+      </w:r>
+      <w:proofErr w:type="spellStart"/>
+      <w:r>
+        <w:rPr>
+          <w:lang w:val="en-NL"/>
+        </w:rPr>
+        <w:t>terug</w:t>
+      </w:r>
+      <w:proofErr w:type="spellEnd"/>
+      <w:r>
+        <w:rPr>
+          <w:lang w:val="en-NL"/>
+        </w:rPr>
+        <w:t xml:space="preserve"> </w:t>
+      </w:r>
+      <w:proofErr w:type="spellStart"/>
+      <w:r>
+        <w:rPr>
+          <w:lang w:val="en-NL"/>
+        </w:rPr>
+        <w:t>te</w:t>
+      </w:r>
+      <w:proofErr w:type="spellEnd"/>
+      <w:r>
+        <w:rPr>
+          <w:lang w:val="en-NL"/>
+        </w:rPr>
+        <w:t xml:space="preserve"> </w:t>
+      </w:r>
+      <w:proofErr w:type="spellStart"/>
+      <w:r>
+        <w:rPr>
+          <w:lang w:val="en-NL"/>
+        </w:rPr>
+        <w:t>krijgen</w:t>
+      </w:r>
+      <w:proofErr w:type="spellEnd"/>
+      <w:r>
+        <w:rPr>
+          <w:lang w:val="en-NL"/>
+        </w:rPr>
+        <w:t xml:space="preserve"> </w:t>
+      </w:r>
+      <w:proofErr w:type="spellStart"/>
+      <w:r>
+        <w:rPr>
+          <w:lang w:val="en-NL"/>
+        </w:rPr>
+        <w:t>na</w:t>
+      </w:r>
+      <w:proofErr w:type="spellEnd"/>
+      <w:r>
+        <w:rPr>
+          <w:lang w:val="en-NL"/>
+        </w:rPr>
+        <w:t xml:space="preserve"> </w:t>
+      </w:r>
+      <w:proofErr w:type="spellStart"/>
+      <w:r>
+        <w:rPr>
+          <w:lang w:val="en-NL"/>
+        </w:rPr>
+        <w:t>meerdere</w:t>
+      </w:r>
+      <w:proofErr w:type="spellEnd"/>
+      <w:r>
+        <w:rPr>
+          <w:lang w:val="en-NL"/>
+        </w:rPr>
+        <w:t xml:space="preserve"> </w:t>
+      </w:r>
+      <w:proofErr w:type="spellStart"/>
+      <w:r>
+        <w:rPr>
+          <w:lang w:val="en-NL"/>
+        </w:rPr>
+        <w:t>botsingen</w:t>
+      </w:r>
+      <w:proofErr w:type="spellEnd"/>
+      <w:r>
+        <w:rPr>
+          <w:lang w:val="en-NL"/>
+        </w:rPr>
+        <w:t>.</w:t>
+      </w:r>
+    </w:p>
+    <w:p>
+      <w:pPr>
+        <w:rPr>
+          <w:lang w:val="en-NL"/>
+        </w:rPr>
+      </w:pPr>
+      <w:proofErr w:type="spellStart"/>
+      <w:r>
+        <w:rPr>
+          <w:b/>
+          <w:bCs/>
+          <w:lang w:val="en-NL"/>
+        </w:rPr>
+        <w:t>Oplossing</w:t>
+      </w:r>
+      <w:proofErr w:type="spellEnd"/>
+      <w:r>
+        <w:rPr>
+          <w:b/>
+          <w:bCs/>
+          <w:lang w:val="en-NL"/>
+        </w:rPr>
+        <w:t>:</w:t>
+      </w:r>
+      <w:r>
+        <w:rPr>
+          <w:lang w:val="en-NL"/>
+        </w:rPr>
+        <w:br/>
+        <w:t xml:space="preserve">Health power-ups </w:t>
+      </w:r>
+      <w:proofErr w:type="spellStart"/>
+      <w:r>
+        <w:rPr>
+          <w:lang w:val="en-NL"/>
+        </w:rPr>
+        <w:t>toegevoegd</w:t>
+      </w:r>
+      <w:proofErr w:type="spellEnd"/>
+      <w:r>
+        <w:rPr>
+          <w:lang w:val="en-NL"/>
+        </w:rPr>
+        <w:t xml:space="preserve"> die door de </w:t>
+      </w:r>
+      <w:proofErr w:type="spellStart"/>
+      <w:r>
+        <w:rPr>
+          <w:lang w:val="en-NL"/>
+        </w:rPr>
+        <w:t>speler</w:t>
+      </w:r>
+      <w:proofErr w:type="spellEnd"/>
+      <w:r>
+        <w:rPr>
+          <w:lang w:val="en-NL"/>
+        </w:rPr>
+        <w:t xml:space="preserve"> </w:t>
+      </w:r>
+      <w:proofErr w:type="spellStart"/>
+      <w:r>
+        <w:rPr>
+          <w:lang w:val="en-NL"/>
+        </w:rPr>
+        <w:t>verzameld</w:t>
+      </w:r>
+      <w:proofErr w:type="spellEnd"/>
+      <w:r>
+        <w:rPr>
+          <w:lang w:val="en-NL"/>
+        </w:rPr>
+        <w:t xml:space="preserve"> </w:t>
+      </w:r>
+      <w:proofErr w:type="spellStart"/>
+      <w:r>
+        <w:rPr>
+          <w:lang w:val="en-NL"/>
+        </w:rPr>
+        <w:t>kunnen</w:t>
+      </w:r>
+      <w:proofErr w:type="spellEnd"/>
+      <w:r>
+        <w:rPr>
+          <w:lang w:val="en-NL"/>
+        </w:rPr>
+        <w:t xml:space="preserve"> </w:t>
+      </w:r>
+      <w:proofErr w:type="spellStart"/>
+      <w:r>
+        <w:rPr>
+          <w:lang w:val="en-NL"/>
+        </w:rPr>
+        <w:t>worden</w:t>
+      </w:r>
+      <w:proofErr w:type="spellEnd"/>
+      <w:r>
+        <w:rPr>
+          <w:lang w:val="en-NL"/>
+        </w:rPr>
+        <w:t xml:space="preserve"> om health </w:t>
+      </w:r>
+      <w:proofErr w:type="spellStart"/>
+      <w:r>
+        <w:rPr>
+          <w:lang w:val="en-NL"/>
+        </w:rPr>
+        <w:t>te</w:t>
+      </w:r>
+      <w:proofErr w:type="spellEnd"/>
+      <w:r>
+        <w:rPr>
+          <w:lang w:val="en-NL"/>
+        </w:rPr>
+        <w:t xml:space="preserve"> </w:t>
+      </w:r>
+      <w:proofErr w:type="spellStart"/>
+      <w:r>
+        <w:rPr>
+          <w:lang w:val="en-NL"/>
+        </w:rPr>
+        <w:t>herstellen</w:t>
+      </w:r>
+      <w:proofErr w:type="spellEnd"/>
+      <w:r>
+        <w:rPr>
+          <w:lang w:val="en-NL"/>
+        </w:rPr>
+        <w:t>.</w:t>
+      </w:r>
+    </w:p>
+    <w:p>
+      <w:pPr>
+        <w:rPr>
+          <w:lang w:val="en-NL"/>
+        </w:rPr>
+      </w:pPr>
+      <w:r>
+        <w:rPr>
+          <w:lang w:val="en-NL"/>
+        </w:rPr>
+        <w:pict w14:anchorId="39479370">
+          <v:rect id="_x0000_i1156" style="width:0;height:1.5pt" o:hralign="center" o:hrstd="t" o:hr="t" fillcolor="#a0a0a0" stroked="f"/>
+        </w:pict>
+      </w:r>
+    </w:p>
+    <w:p>
+      <w:pPr>
+        <w:rPr>
+          <w:b/>
+          <w:bCs/>
+          <w:lang w:val="en-NL"/>
+        </w:rPr>
+      </w:pPr>
+      <w:r>
+        <w:rPr>
+          <w:b/>
+          <w:bCs/>
+          <w:lang w:val="en-NL"/>
+        </w:rPr>
+        <w:t>Punt 5</w:t>
+      </w:r>
+    </w:p>
+    <w:p>
+      <w:pPr>
+        <w:rPr>
+          <w:lang w:val="en-NL"/>
+        </w:rPr>
+      </w:pPr>
+      <w:r>
+        <w:rPr>
+          <w:b/>
+          <w:bCs/>
+          <w:lang w:val="en-NL"/>
+        </w:rPr>
+        <w:t>Feedback:</w:t>
+      </w:r>
+      <w:r>
+        <w:rPr>
+          <w:lang w:val="en-NL"/>
+        </w:rPr>
+        <w:br/>
+        <w:t xml:space="preserve">De tester </w:t>
+      </w:r>
+      <w:proofErr w:type="spellStart"/>
+      <w:r>
+        <w:rPr>
+          <w:lang w:val="en-NL"/>
+        </w:rPr>
+        <w:t>wilde</w:t>
+      </w:r>
+      <w:proofErr w:type="spellEnd"/>
+      <w:r>
+        <w:rPr>
+          <w:lang w:val="en-NL"/>
+        </w:rPr>
+        <w:t xml:space="preserve"> </w:t>
+      </w:r>
+      <w:proofErr w:type="spellStart"/>
+      <w:r>
+        <w:rPr>
+          <w:lang w:val="en-NL"/>
+        </w:rPr>
+        <w:t>zijn</w:t>
+      </w:r>
+      <w:proofErr w:type="spellEnd"/>
+      <w:r>
+        <w:rPr>
+          <w:lang w:val="en-NL"/>
+        </w:rPr>
+        <w:t xml:space="preserve"> </w:t>
+      </w:r>
+      <w:proofErr w:type="spellStart"/>
+      <w:r>
+        <w:rPr>
+          <w:lang w:val="en-NL"/>
+        </w:rPr>
+        <w:t>hoogste</w:t>
+      </w:r>
+      <w:proofErr w:type="spellEnd"/>
+      <w:r>
+        <w:rPr>
+          <w:lang w:val="en-NL"/>
+        </w:rPr>
+        <w:t xml:space="preserve"> score </w:t>
+      </w:r>
+      <w:proofErr w:type="spellStart"/>
+      <w:r>
+        <w:rPr>
+          <w:lang w:val="en-NL"/>
+        </w:rPr>
+        <w:t>kunnen</w:t>
+      </w:r>
+      <w:proofErr w:type="spellEnd"/>
+      <w:r>
+        <w:rPr>
+          <w:lang w:val="en-NL"/>
+        </w:rPr>
+        <w:t xml:space="preserve"> </w:t>
+      </w:r>
+      <w:proofErr w:type="spellStart"/>
+      <w:r>
+        <w:rPr>
+          <w:lang w:val="en-NL"/>
+        </w:rPr>
+        <w:t>terugzien</w:t>
+      </w:r>
+      <w:proofErr w:type="spellEnd"/>
+      <w:r>
+        <w:rPr>
+          <w:lang w:val="en-NL"/>
+        </w:rPr>
+        <w:t>.</w:t>
+      </w:r>
+    </w:p>
+    <w:p>
+      <w:pPr>
+        <w:rPr>
+          <w:lang w:val="en-NL"/>
+        </w:rPr>
+      </w:pPr>
+      <w:proofErr w:type="spellStart"/>
+      <w:r>
+        <w:rPr>
+          <w:b/>
+          <w:bCs/>
+          <w:lang w:val="en-NL"/>
+        </w:rPr>
+        <w:t>Oplossing</w:t>
+      </w:r>
+      <w:proofErr w:type="spellEnd"/>
+      <w:r>
+        <w:rPr>
+          <w:b/>
+          <w:bCs/>
+          <w:lang w:val="en-NL"/>
+        </w:rPr>
+        <w:t>:</w:t>
+      </w:r>
+      <w:r>
+        <w:rPr>
+          <w:lang w:val="en-NL"/>
+        </w:rPr>
+        <w:br/>
+        <w:t xml:space="preserve">Een </w:t>
+      </w:r>
+      <w:proofErr w:type="spellStart"/>
+      <w:r>
+        <w:rPr>
+          <w:lang w:val="en-NL"/>
+        </w:rPr>
+        <w:t>highscore</w:t>
+      </w:r>
+      <w:proofErr w:type="spellEnd"/>
+      <w:r>
+        <w:rPr>
+          <w:lang w:val="en-NL"/>
+        </w:rPr>
+        <w:t xml:space="preserve"> </w:t>
+      </w:r>
+      <w:proofErr w:type="spellStart"/>
+      <w:r>
+        <w:rPr>
+          <w:lang w:val="en-NL"/>
+        </w:rPr>
+        <w:t>systeem</w:t>
+      </w:r>
+      <w:proofErr w:type="spellEnd"/>
+      <w:r>
+        <w:rPr>
+          <w:lang w:val="en-NL"/>
+        </w:rPr>
+        <w:t xml:space="preserve"> </w:t>
+      </w:r>
+      <w:proofErr w:type="spellStart"/>
+      <w:r>
+        <w:rPr>
+          <w:lang w:val="en-NL"/>
+        </w:rPr>
+        <w:t>toegevoegd</w:t>
+      </w:r>
+      <w:proofErr w:type="spellEnd"/>
+      <w:r>
+        <w:rPr>
+          <w:lang w:val="en-NL"/>
+        </w:rPr>
+        <w:t xml:space="preserve"> </w:t>
+      </w:r>
+      <w:proofErr w:type="spellStart"/>
+      <w:r>
+        <w:rPr>
+          <w:lang w:val="en-NL"/>
+        </w:rPr>
+        <w:t>dat</w:t>
+      </w:r>
+      <w:proofErr w:type="spellEnd"/>
+      <w:r>
+        <w:rPr>
+          <w:lang w:val="en-NL"/>
+        </w:rPr>
+        <w:t xml:space="preserve"> de </w:t>
+      </w:r>
+      <w:proofErr w:type="spellStart"/>
+      <w:r>
+        <w:rPr>
+          <w:lang w:val="en-NL"/>
+        </w:rPr>
+        <w:t>hoogste</w:t>
+      </w:r>
+      <w:proofErr w:type="spellEnd"/>
+      <w:r>
+        <w:rPr>
+          <w:lang w:val="en-NL"/>
+        </w:rPr>
+        <w:t xml:space="preserve"> </w:t>
+      </w:r>
+      <w:proofErr w:type="spellStart"/>
+      <w:r>
+        <w:rPr>
+          <w:lang w:val="en-NL"/>
+        </w:rPr>
+        <w:t>behaalde</w:t>
+      </w:r>
+      <w:proofErr w:type="spellEnd"/>
+      <w:r>
+        <w:rPr>
+          <w:lang w:val="en-NL"/>
+        </w:rPr>
+        <w:t xml:space="preserve"> score </w:t>
+      </w:r>
+      <w:proofErr w:type="spellStart"/>
+      <w:r>
+        <w:rPr>
+          <w:lang w:val="en-NL"/>
+        </w:rPr>
+        <w:t>opslaat</w:t>
+      </w:r>
+      <w:proofErr w:type="spellEnd"/>
+      <w:r>
+        <w:rPr>
+          <w:lang w:val="en-NL"/>
+        </w:rPr>
+        <w:t xml:space="preserve"> </w:t>
+      </w:r>
+      <w:proofErr w:type="spellStart"/>
+      <w:r>
+        <w:rPr>
+          <w:lang w:val="en-NL"/>
+        </w:rPr>
+        <w:t>en</w:t>
+      </w:r>
+      <w:proofErr w:type="spellEnd"/>
+      <w:r>
+        <w:rPr>
+          <w:lang w:val="en-NL"/>
+        </w:rPr>
+        <w:t xml:space="preserve"> </w:t>
+      </w:r>
+      <w:proofErr w:type="spellStart"/>
+      <w:r>
+        <w:rPr>
+          <w:lang w:val="en-NL"/>
+        </w:rPr>
+        <w:t>weergeeft</w:t>
+      </w:r>
+      <w:proofErr w:type="spellEnd"/>
+      <w:r>
+        <w:rPr>
+          <w:lang w:val="en-NL"/>
+        </w:rPr>
+        <w:t xml:space="preserve"> in het </w:t>
+      </w:r>
+      <w:proofErr w:type="spellStart"/>
+      <w:r>
+        <w:rPr>
+          <w:lang w:val="en-NL"/>
+        </w:rPr>
+        <w:t>hoofdmenu</w:t>
+      </w:r>
+      <w:proofErr w:type="spellEnd"/>
+      <w:r>
+        <w:rPr>
+          <w:lang w:val="en-NL"/>
+        </w:rPr>
+        <w:t>.</w:t>
+      </w:r>
+    </w:p>
+    <w:p>
+      <w:pPr>
+        <w:rPr>
+          <w:lang w:val="en-NL"/>
+        </w:rPr>
+      </w:pPr>
+      <w:r>
+        <w:rPr>
+          <w:lang w:val="en-NL"/>
+        </w:rPr>
+        <w:pict w14:anchorId="09F00E67">
+          <v:rect id="_x0000_i1157" style="width:0;height:1.5pt" o:hralign="center" o:hrstd="t" o:hr="t" fillcolor="#a0a0a0" stroked="f"/>
+        </w:pict>
+      </w:r>
+    </w:p>
+    <w:p>
+      <w:pPr>
+        <w:rPr>
+          <w:b/>
+          <w:bCs/>
+          <w:lang w:val="en-NL"/>
+        </w:rPr>
+      </w:pPr>
+      <w:proofErr w:type="spellStart"/>
+      <w:r>
+        <w:rPr>
+          <w:b/>
+          <w:bCs/>
+          <w:lang w:val="en-NL"/>
+        </w:rPr>
+        <w:t>Conclusie</w:t>
+      </w:r>
+      <w:proofErr w:type="spellEnd"/>
+    </w:p>
+    <w:p>
+      <w:pPr>
+        <w:rPr>
+          <w:lang w:val="en-NL"/>
+        </w:rPr>
+      </w:pPr>
+      <w:r>
+        <w:rPr>
+          <w:lang w:val="en-NL"/>
+        </w:rPr>
+        <w:t xml:space="preserve">Na het </w:t>
+      </w:r>
+      <w:proofErr w:type="spellStart"/>
+      <w:r>
+        <w:rPr>
+          <w:lang w:val="en-NL"/>
+        </w:rPr>
+        <w:t>verwerken</w:t>
+      </w:r>
+      <w:proofErr w:type="spellEnd"/>
+      <w:r>
+        <w:rPr>
+          <w:lang w:val="en-NL"/>
+        </w:rPr>
+        <w:t xml:space="preserve"> van de feedback </w:t>
+      </w:r>
+      <w:proofErr w:type="spellStart"/>
+      <w:r>
+        <w:rPr>
+          <w:lang w:val="en-NL"/>
+        </w:rPr>
+        <w:t>functioneert</w:t>
+      </w:r>
+      <w:proofErr w:type="spellEnd"/>
+      <w:r>
+        <w:rPr>
+          <w:lang w:val="en-NL"/>
+        </w:rPr>
+        <w:t xml:space="preserve"> het </w:t>
+      </w:r>
+      <w:proofErr w:type="spellStart"/>
+      <w:r>
+        <w:rPr>
+          <w:lang w:val="en-NL"/>
+        </w:rPr>
+        <w:t>spel</w:t>
+      </w:r>
+      <w:proofErr w:type="spellEnd"/>
+      <w:r>
+        <w:rPr>
+          <w:lang w:val="en-NL"/>
+        </w:rPr>
+        <w:t xml:space="preserve"> </w:t>
+      </w:r>
+      <w:proofErr w:type="spellStart"/>
+      <w:r>
+        <w:rPr>
+          <w:lang w:val="en-NL"/>
+        </w:rPr>
+        <w:t>naar</w:t>
+      </w:r>
+      <w:proofErr w:type="spellEnd"/>
+      <w:r>
+        <w:rPr>
+          <w:lang w:val="en-NL"/>
+        </w:rPr>
+        <w:t xml:space="preserve"> </w:t>
+      </w:r>
+      <w:proofErr w:type="spellStart"/>
+      <w:r>
+        <w:rPr>
+          <w:lang w:val="en-NL"/>
+        </w:rPr>
+        <w:t>behoren</w:t>
+      </w:r>
+      <w:proofErr w:type="spellEnd"/>
+      <w:r>
+        <w:rPr>
+          <w:lang w:val="en-NL"/>
+        </w:rPr>
+        <w:t xml:space="preserve">. De </w:t>
+      </w:r>
+      <w:proofErr w:type="spellStart"/>
+      <w:r>
+        <w:rPr>
+          <w:lang w:val="en-NL"/>
+        </w:rPr>
+        <w:t>speler</w:t>
+      </w:r>
+      <w:proofErr w:type="spellEnd"/>
+      <w:r>
+        <w:rPr>
+          <w:lang w:val="en-NL"/>
+        </w:rPr>
+        <w:t xml:space="preserve"> </w:t>
+      </w:r>
+      <w:proofErr w:type="spellStart"/>
+      <w:r>
+        <w:rPr>
+          <w:lang w:val="en-NL"/>
+        </w:rPr>
+        <w:t>blijft</w:t>
+      </w:r>
+      <w:proofErr w:type="spellEnd"/>
+      <w:r>
+        <w:rPr>
+          <w:lang w:val="en-NL"/>
+        </w:rPr>
+        <w:t xml:space="preserve"> </w:t>
+      </w:r>
+      <w:proofErr w:type="spellStart"/>
+      <w:r>
+        <w:rPr>
+          <w:lang w:val="en-NL"/>
+        </w:rPr>
+        <w:t>binnen</w:t>
+      </w:r>
+      <w:proofErr w:type="spellEnd"/>
+      <w:r>
+        <w:rPr>
+          <w:lang w:val="en-NL"/>
+        </w:rPr>
+        <w:t xml:space="preserve"> het </w:t>
+      </w:r>
+      <w:proofErr w:type="spellStart"/>
+      <w:r>
+        <w:rPr>
+          <w:lang w:val="en-NL"/>
+        </w:rPr>
+        <w:t>speelveld</w:t>
+      </w:r>
+      <w:proofErr w:type="spellEnd"/>
+      <w:r>
+        <w:rPr>
+          <w:lang w:val="en-NL"/>
+        </w:rPr>
+        <w:t xml:space="preserve">, de </w:t>
+      </w:r>
+      <w:proofErr w:type="spellStart"/>
+      <w:r>
+        <w:rPr>
+          <w:lang w:val="en-NL"/>
+        </w:rPr>
+        <w:t>moeilijkheidsgraad</w:t>
+      </w:r>
+      <w:proofErr w:type="spellEnd"/>
+      <w:r>
+        <w:rPr>
+          <w:lang w:val="en-NL"/>
+        </w:rPr>
+        <w:t xml:space="preserve"> </w:t>
+      </w:r>
+      <w:proofErr w:type="spellStart"/>
+      <w:r>
+        <w:rPr>
+          <w:lang w:val="en-NL"/>
+        </w:rPr>
+        <w:t>neemt</w:t>
+      </w:r>
+      <w:proofErr w:type="spellEnd"/>
+      <w:r>
+        <w:rPr>
+          <w:lang w:val="en-NL"/>
+        </w:rPr>
+        <w:t xml:space="preserve"> toe </w:t>
+      </w:r>
+      <w:proofErr w:type="spellStart"/>
+      <w:r>
+        <w:rPr>
+          <w:lang w:val="en-NL"/>
+        </w:rPr>
+        <w:t>tijdens</w:t>
+      </w:r>
+      <w:proofErr w:type="spellEnd"/>
+      <w:r>
+        <w:rPr>
+          <w:lang w:val="en-NL"/>
+        </w:rPr>
+        <w:t xml:space="preserve"> het </w:t>
+      </w:r>
+      <w:proofErr w:type="spellStart"/>
+      <w:r>
+        <w:rPr>
+          <w:lang w:val="en-NL"/>
+        </w:rPr>
+        <w:t>spelen</w:t>
+      </w:r>
+      <w:proofErr w:type="spellEnd"/>
+      <w:r>
+        <w:rPr>
+          <w:lang w:val="en-NL"/>
+        </w:rPr>
+        <w:t xml:space="preserve">, </w:t>
+      </w:r>
+      <w:proofErr w:type="spellStart"/>
+      <w:r>
+        <w:rPr>
+          <w:lang w:val="en-NL"/>
+        </w:rPr>
+        <w:t>meerdere</w:t>
+      </w:r>
+      <w:proofErr w:type="spellEnd"/>
+      <w:r>
+        <w:rPr>
+          <w:lang w:val="en-NL"/>
+        </w:rPr>
+        <w:t xml:space="preserve"> enemy types </w:t>
+      </w:r>
+      <w:proofErr w:type="spellStart"/>
+      <w:r>
+        <w:rPr>
+          <w:lang w:val="en-NL"/>
+        </w:rPr>
+        <w:t>zorgen</w:t>
+      </w:r>
+      <w:proofErr w:type="spellEnd"/>
+      <w:r>
+        <w:rPr>
+          <w:lang w:val="en-NL"/>
+        </w:rPr>
+        <w:t xml:space="preserve"> </w:t>
+      </w:r>
+      <w:proofErr w:type="spellStart"/>
+      <w:r>
+        <w:rPr>
+          <w:lang w:val="en-NL"/>
+        </w:rPr>
+        <w:t>voor</w:t>
+      </w:r>
+      <w:proofErr w:type="spellEnd"/>
+      <w:r>
+        <w:rPr>
+          <w:lang w:val="en-NL"/>
+        </w:rPr>
+        <w:t xml:space="preserve"> extra </w:t>
+      </w:r>
+      <w:proofErr w:type="spellStart"/>
+      <w:r>
+        <w:rPr>
+          <w:lang w:val="en-NL"/>
+        </w:rPr>
+        <w:t>uitdaging</w:t>
+      </w:r>
+      <w:proofErr w:type="spellEnd"/>
+      <w:r>
+        <w:rPr>
+          <w:lang w:val="en-NL"/>
+        </w:rPr>
+        <w:t xml:space="preserve"> </w:t>
+      </w:r>
+      <w:proofErr w:type="spellStart"/>
+      <w:r>
+        <w:rPr>
+          <w:lang w:val="en-NL"/>
+        </w:rPr>
+        <w:t>en</w:t>
+      </w:r>
+      <w:proofErr w:type="spellEnd"/>
+      <w:r>
+        <w:rPr>
+          <w:lang w:val="en-NL"/>
+        </w:rPr>
+        <w:t xml:space="preserve"> het </w:t>
+      </w:r>
+      <w:proofErr w:type="spellStart"/>
+      <w:r>
+        <w:rPr>
+          <w:lang w:val="en-NL"/>
+        </w:rPr>
+        <w:t>highscore</w:t>
+      </w:r>
+      <w:proofErr w:type="spellEnd"/>
+      <w:r>
+        <w:rPr>
+          <w:lang w:val="en-NL"/>
+        </w:rPr>
+        <w:t xml:space="preserve"> </w:t>
+      </w:r>
+      <w:proofErr w:type="spellStart"/>
+      <w:r>
+        <w:rPr>
+          <w:lang w:val="en-NL"/>
+        </w:rPr>
+        <w:t>systeem</w:t>
+      </w:r>
+      <w:proofErr w:type="spellEnd"/>
+      <w:r>
+        <w:rPr>
+          <w:lang w:val="en-NL"/>
+        </w:rPr>
+        <w:t xml:space="preserve"> </w:t>
+      </w:r>
+      <w:proofErr w:type="spellStart"/>
+      <w:r>
+        <w:rPr>
+          <w:lang w:val="en-NL"/>
+        </w:rPr>
+        <w:t>werkt</w:t>
+      </w:r>
+      <w:proofErr w:type="spellEnd"/>
+      <w:r>
+        <w:rPr>
+          <w:lang w:val="en-NL"/>
+        </w:rPr>
+        <w:t xml:space="preserve"> correct. De game is </w:t>
+      </w:r>
+      <w:proofErr w:type="spellStart"/>
+      <w:r>
+        <w:rPr>
+          <w:lang w:val="en-NL"/>
+        </w:rPr>
+        <w:t>getest</w:t>
+      </w:r>
+      <w:proofErr w:type="spellEnd"/>
+      <w:r>
+        <w:rPr>
+          <w:lang w:val="en-NL"/>
+        </w:rPr>
+        <w:t xml:space="preserve"> </w:t>
+      </w:r>
+      <w:proofErr w:type="spellStart"/>
+      <w:r>
+        <w:rPr>
+          <w:lang w:val="en-NL"/>
+        </w:rPr>
+        <w:t>en</w:t>
+      </w:r>
+      <w:proofErr w:type="spellEnd"/>
+      <w:r>
+        <w:rPr>
+          <w:lang w:val="en-NL"/>
+        </w:rPr>
+        <w:t xml:space="preserve"> </w:t>
+      </w:r>
+      <w:proofErr w:type="spellStart"/>
+      <w:r>
+        <w:rPr>
+          <w:lang w:val="en-NL"/>
+        </w:rPr>
+        <w:t>klaar</w:t>
+      </w:r>
+      <w:proofErr w:type="spellEnd"/>
+      <w:r>
+        <w:rPr>
+          <w:lang w:val="en-NL"/>
+        </w:rPr>
+        <w:t xml:space="preserve"> </w:t>
+      </w:r>
+      <w:proofErr w:type="spellStart"/>
+      <w:r>
+        <w:rPr>
+          <w:lang w:val="en-NL"/>
+        </w:rPr>
+        <w:t>voor</w:t>
+      </w:r>
+      <w:proofErr w:type="spellEnd"/>
+      <w:r>
+        <w:rPr>
+          <w:lang w:val="en-NL"/>
+        </w:rPr>
+        <w:t xml:space="preserve"> </w:t>
+      </w:r>
+      <w:proofErr w:type="spellStart"/>
+      <w:r>
+        <w:rPr>
+          <w:lang w:val="en-NL"/>
+        </w:rPr>
+        <w:t>oplevering</w:t>
+      </w:r>
+      <w:proofErr w:type="spellEnd"/>
+      <w:r>
+        <w:rPr>
+          <w:lang w:val="en-NL"/>
+        </w:rPr>
+        <w:t>.</w:t>
+      </w:r>
+    </w:p>
+    <w:p>
+      <w:pPr>
         <w:rPr>
           <w:lang w:val="nl-NL"/>
         </w:rPr>
       </w:pPr>
-      <w:r>
-        <w:rPr>
-          <w:lang w:val="nl-NL"/>
-        </w:rPr>
-        <w:t>TEST verslag</w:t>
-      </w:r>
     </w:p>
     <w:sectPr>
       <w:pgSz w:w="12240" w:h="15840"/>
@@ -423,15 +2862,15 @@
     <w:lsdException w:name="Unresolved Mention" w:semiHidden="1" w:unhideWhenUsed="1"/>
     <w:lsdException w:name="Smart Link" w:semiHidden="1" w:unhideWhenUsed="1"/>
   </w:latentStyles>
-  <w:style w:type="paragraph" w:default="1" w:styleId="Standaard">
+  <w:style w:type="paragraph" w:default="1" w:styleId="Normal">
     <w:name w:val="Normal"/>
     <w:qFormat/>
   </w:style>
-  <w:style w:type="paragraph" w:styleId="Kop1">
+  <w:style w:type="paragraph" w:styleId="Heading1">
     <w:name w:val="heading 1"/>
-    <w:basedOn w:val="Standaard"/>
-    <w:next w:val="Standaard"/>
-    <w:link w:val="Kop1Char"/>
+    <w:basedOn w:val="Normal"/>
+    <w:next w:val="Normal"/>
+    <w:link w:val="Heading1Char"/>
     <w:uiPriority w:val="9"/>
     <w:qFormat/>
     <w:rsid w:val="00F83A00"/>
@@ -448,11 +2887,11 @@
       <w:szCs w:val="40"/>
     </w:rPr>
   </w:style>
-  <w:style w:type="paragraph" w:styleId="Kop2">
+  <w:style w:type="paragraph" w:styleId="Heading2">
     <w:name w:val="heading 2"/>
-    <w:basedOn w:val="Standaard"/>
-    <w:next w:val="Standaard"/>
-    <w:link w:val="Kop2Char"/>
+    <w:basedOn w:val="Normal"/>
+    <w:next w:val="Normal"/>
+    <w:link w:val="Heading2Char"/>
     <w:uiPriority w:val="9"/>
     <w:semiHidden/>
     <w:unhideWhenUsed/>
@@ -471,11 +2910,11 @@
       <w:szCs w:val="32"/>
     </w:rPr>
   </w:style>
-  <w:style w:type="paragraph" w:styleId="Kop3">
+  <w:style w:type="paragraph" w:styleId="Heading3">
     <w:name w:val="heading 3"/>
-    <w:basedOn w:val="Standaard"/>
-    <w:next w:val="Standaard"/>
-    <w:link w:val="Kop3Char"/>
+    <w:basedOn w:val="Normal"/>
+    <w:next w:val="Normal"/>
+    <w:link w:val="Heading3Char"/>
     <w:uiPriority w:val="9"/>
     <w:semiHidden/>
     <w:unhideWhenUsed/>
@@ -494,11 +2933,11 @@
       <w:szCs w:val="28"/>
     </w:rPr>
   </w:style>
-  <w:style w:type="paragraph" w:styleId="Kop4">
+  <w:style w:type="paragraph" w:styleId="Heading4">
     <w:name w:val="heading 4"/>
-    <w:basedOn w:val="Standaard"/>
-    <w:next w:val="Standaard"/>
-    <w:link w:val="Kop4Char"/>
+    <w:basedOn w:val="Normal"/>
+    <w:next w:val="Normal"/>
+    <w:link w:val="Heading4Char"/>
     <w:uiPriority w:val="9"/>
     <w:semiHidden/>
     <w:unhideWhenUsed/>
@@ -517,11 +2956,11 @@
       <w:color w:val="0F4761" w:themeColor="accent1" w:themeShade="BF"/>
     </w:rPr>
   </w:style>
-  <w:style w:type="paragraph" w:styleId="Kop5">
+  <w:style w:type="paragraph" w:styleId="Heading5">
     <w:name w:val="heading 5"/>
-    <w:basedOn w:val="Standaard"/>
-    <w:next w:val="Standaard"/>
-    <w:link w:val="Kop5Char"/>
+    <w:basedOn w:val="Normal"/>
+    <w:next w:val="Normal"/>
+    <w:link w:val="Heading5Char"/>
     <w:uiPriority w:val="9"/>
     <w:semiHidden/>
     <w:unhideWhenUsed/>
@@ -538,11 +2977,11 @@
       <w:color w:val="0F4761" w:themeColor="accent1" w:themeShade="BF"/>
     </w:rPr>
   </w:style>
-  <w:style w:type="paragraph" w:styleId="Kop6">
+  <w:style w:type="paragraph" w:styleId="Heading6">
     <w:name w:val="heading 6"/>
-    <w:basedOn w:val="Standaard"/>
-    <w:next w:val="Standaard"/>
-    <w:link w:val="Kop6Char"/>
+    <w:basedOn w:val="Normal"/>
+    <w:next w:val="Normal"/>
+    <w:link w:val="Heading6Char"/>
     <w:uiPriority w:val="9"/>
     <w:semiHidden/>
     <w:unhideWhenUsed/>
@@ -561,11 +3000,11 @@
       <w:color w:val="595959" w:themeColor="text1" w:themeTint="A6"/>
     </w:rPr>
   </w:style>
-  <w:style w:type="paragraph" w:styleId="Kop7">
+  <w:style w:type="paragraph" w:styleId="Heading7">
     <w:name w:val="heading 7"/>
-    <w:basedOn w:val="Standaard"/>
-    <w:next w:val="Standaard"/>
-    <w:link w:val="Kop7Char"/>
+    <w:basedOn w:val="Normal"/>
+    <w:next w:val="Normal"/>
+    <w:link w:val="Heading7Char"/>
     <w:uiPriority w:val="9"/>
     <w:semiHidden/>
     <w:unhideWhenUsed/>
@@ -582,11 +3021,11 @@
       <w:color w:val="595959" w:themeColor="text1" w:themeTint="A6"/>
     </w:rPr>
   </w:style>
-  <w:style w:type="paragraph" w:styleId="Kop8">
+  <w:style w:type="paragraph" w:styleId="Heading8">
     <w:name w:val="heading 8"/>
-    <w:basedOn w:val="Standaard"/>
-    <w:next w:val="Standaard"/>
-    <w:link w:val="Kop8Char"/>
+    <w:basedOn w:val="Normal"/>
+    <w:next w:val="Normal"/>
+    <w:link w:val="Heading8Char"/>
     <w:uiPriority w:val="9"/>
     <w:semiHidden/>
     <w:unhideWhenUsed/>
@@ -605,11 +3044,11 @@
       <w:color w:val="272727" w:themeColor="text1" w:themeTint="D8"/>
     </w:rPr>
   </w:style>
-  <w:style w:type="paragraph" w:styleId="Kop9">
+  <w:style w:type="paragraph" w:styleId="Heading9">
     <w:name w:val="heading 9"/>
-    <w:basedOn w:val="Standaard"/>
-    <w:next w:val="Standaard"/>
-    <w:link w:val="Kop9Char"/>
+    <w:basedOn w:val="Normal"/>
+    <w:next w:val="Normal"/>
+    <w:link w:val="Heading9Char"/>
     <w:uiPriority w:val="9"/>
     <w:semiHidden/>
     <w:unhideWhenUsed/>
@@ -626,13 +3065,12 @@
       <w:color w:val="272727" w:themeColor="text1" w:themeTint="D8"/>
     </w:rPr>
   </w:style>
-  <w:style w:type="character" w:default="1" w:styleId="Standaardalinea-lettertype">
+  <w:style w:type="character" w:default="1" w:styleId="DefaultParagraphFont">
     <w:name w:val="Default Paragraph Font"/>
     <w:uiPriority w:val="1"/>
-    <w:semiHidden/>
     <w:unhideWhenUsed/>
   </w:style>
-  <w:style w:type="table" w:default="1" w:styleId="Standaardtabel">
+  <w:style w:type="table" w:default="1" w:styleId="TableNormal">
     <w:name w:val="Normal Table"/>
     <w:uiPriority w:val="99"/>
     <w:semiHidden/>
@@ -647,16 +3085,16 @@
       </w:tblCellMar>
     </w:tblPr>
   </w:style>
-  <w:style w:type="numbering" w:default="1" w:styleId="Geenlijst">
+  <w:style w:type="numbering" w:default="1" w:styleId="NoList">
     <w:name w:val="No List"/>
     <w:uiPriority w:val="99"/>
     <w:semiHidden/>
     <w:unhideWhenUsed/>
   </w:style>
-  <w:style w:type="character" w:customStyle="1" w:styleId="Kop1Char">
-    <w:name w:val="Kop 1 Char"/>
-    <w:basedOn w:val="Standaardalinea-lettertype"/>
-    <w:link w:val="Kop1"/>
+  <w:style w:type="character" w:customStyle="1" w:styleId="Heading1Char">
+    <w:name w:val="Heading 1 Char"/>
+    <w:basedOn w:val="DefaultParagraphFont"/>
+    <w:link w:val="Heading1"/>
     <w:uiPriority w:val="9"/>
     <w:rsid w:val="00F83A00"/>
     <w:rPr>
@@ -666,10 +3104,10 @@
       <w:szCs w:val="40"/>
     </w:rPr>
   </w:style>
-  <w:style w:type="character" w:customStyle="1" w:styleId="Kop2Char">
-    <w:name w:val="Kop 2 Char"/>
-    <w:basedOn w:val="Standaardalinea-lettertype"/>
-    <w:link w:val="Kop2"/>
+  <w:style w:type="character" w:customStyle="1" w:styleId="Heading2Char">
+    <w:name w:val="Heading 2 Char"/>
+    <w:basedOn w:val="DefaultParagraphFont"/>
+    <w:link w:val="Heading2"/>
     <w:uiPriority w:val="9"/>
     <w:semiHidden/>
     <w:rsid w:val="00F83A00"/>
@@ -680,10 +3118,10 @@
       <w:szCs w:val="32"/>
     </w:rPr>
   </w:style>
-  <w:style w:type="character" w:customStyle="1" w:styleId="Kop3Char">
-    <w:name w:val="Kop 3 Char"/>
-    <w:basedOn w:val="Standaardalinea-lettertype"/>
-    <w:link w:val="Kop3"/>
+  <w:style w:type="character" w:customStyle="1" w:styleId="Heading3Char">
+    <w:name w:val="Heading 3 Char"/>
+    <w:basedOn w:val="DefaultParagraphFont"/>
+    <w:link w:val="Heading3"/>
     <w:uiPriority w:val="9"/>
     <w:semiHidden/>
     <w:rsid w:val="00F83A00"/>
@@ -694,10 +3132,10 @@
       <w:szCs w:val="28"/>
     </w:rPr>
   </w:style>
-  <w:style w:type="character" w:customStyle="1" w:styleId="Kop4Char">
-    <w:name w:val="Kop 4 Char"/>
-    <w:basedOn w:val="Standaardalinea-lettertype"/>
-    <w:link w:val="Kop4"/>
+  <w:style w:type="character" w:customStyle="1" w:styleId="Heading4Char">
+    <w:name w:val="Heading 4 Char"/>
+    <w:basedOn w:val="DefaultParagraphFont"/>
+    <w:link w:val="Heading4"/>
     <w:uiPriority w:val="9"/>
     <w:semiHidden/>
     <w:rsid w:val="00F83A00"/>
@@ -708,10 +3146,10 @@
       <w:color w:val="0F4761" w:themeColor="accent1" w:themeShade="BF"/>
     </w:rPr>
   </w:style>
-  <w:style w:type="character" w:customStyle="1" w:styleId="Kop5Char">
-    <w:name w:val="Kop 5 Char"/>
-    <w:basedOn w:val="Standaardalinea-lettertype"/>
-    <w:link w:val="Kop5"/>
+  <w:style w:type="character" w:customStyle="1" w:styleId="Heading5Char">
+    <w:name w:val="Heading 5 Char"/>
+    <w:basedOn w:val="DefaultParagraphFont"/>
+    <w:link w:val="Heading5"/>
     <w:uiPriority w:val="9"/>
     <w:semiHidden/>
     <w:rsid w:val="00F83A00"/>
@@ -720,10 +3158,10 @@
       <w:color w:val="0F4761" w:themeColor="accent1" w:themeShade="BF"/>
     </w:rPr>
   </w:style>
-  <w:style w:type="character" w:customStyle="1" w:styleId="Kop6Char">
-    <w:name w:val="Kop 6 Char"/>
-    <w:basedOn w:val="Standaardalinea-lettertype"/>
-    <w:link w:val="Kop6"/>
+  <w:style w:type="character" w:customStyle="1" w:styleId="Heading6Char">
+    <w:name w:val="Heading 6 Char"/>
+    <w:basedOn w:val="DefaultParagraphFont"/>
+    <w:link w:val="Heading6"/>
     <w:uiPriority w:val="9"/>
     <w:semiHidden/>
     <w:rsid w:val="00F83A00"/>
@@ -734,10 +3172,10 @@
       <w:color w:val="595959" w:themeColor="text1" w:themeTint="A6"/>
     </w:rPr>
   </w:style>
-  <w:style w:type="character" w:customStyle="1" w:styleId="Kop7Char">
-    <w:name w:val="Kop 7 Char"/>
-    <w:basedOn w:val="Standaardalinea-lettertype"/>
-    <w:link w:val="Kop7"/>
+  <w:style w:type="character" w:customStyle="1" w:styleId="Heading7Char">
+    <w:name w:val="Heading 7 Char"/>
+    <w:basedOn w:val="DefaultParagraphFont"/>
+    <w:link w:val="Heading7"/>
     <w:uiPriority w:val="9"/>
     <w:semiHidden/>
     <w:rsid w:val="00F83A00"/>
@@ -746,10 +3184,10 @@
       <w:color w:val="595959" w:themeColor="text1" w:themeTint="A6"/>
     </w:rPr>
   </w:style>
-  <w:style w:type="character" w:customStyle="1" w:styleId="Kop8Char">
-    <w:name w:val="Kop 8 Char"/>
-    <w:basedOn w:val="Standaardalinea-lettertype"/>
-    <w:link w:val="Kop8"/>
+  <w:style w:type="character" w:customStyle="1" w:styleId="Heading8Char">
+    <w:name w:val="Heading 8 Char"/>
+    <w:basedOn w:val="DefaultParagraphFont"/>
+    <w:link w:val="Heading8"/>
     <w:uiPriority w:val="9"/>
     <w:semiHidden/>
     <w:rsid w:val="00F83A00"/>
@@ -760,10 +3198,10 @@
       <w:color w:val="272727" w:themeColor="text1" w:themeTint="D8"/>
     </w:rPr>
   </w:style>
-  <w:style w:type="character" w:customStyle="1" w:styleId="Kop9Char">
-    <w:name w:val="Kop 9 Char"/>
-    <w:basedOn w:val="Standaardalinea-lettertype"/>
-    <w:link w:val="Kop9"/>
+  <w:style w:type="character" w:customStyle="1" w:styleId="Heading9Char">
+    <w:name w:val="Heading 9 Char"/>
+    <w:basedOn w:val="DefaultParagraphFont"/>
+    <w:link w:val="Heading9"/>
     <w:uiPriority w:val="9"/>
     <w:semiHidden/>
     <w:rsid w:val="00F83A00"/>
@@ -772,11 +3210,11 @@
       <w:color w:val="272727" w:themeColor="text1" w:themeTint="D8"/>
     </w:rPr>
   </w:style>
-  <w:style w:type="paragraph" w:styleId="Titel">
+  <w:style w:type="paragraph" w:styleId="Title">
     <w:name w:val="Title"/>
-    <w:basedOn w:val="Standaard"/>
-    <w:next w:val="Standaard"/>
-    <w:link w:val="TitelChar"/>
+    <w:basedOn w:val="Normal"/>
+    <w:next w:val="Normal"/>
+    <w:link w:val="TitleChar"/>
     <w:uiPriority w:val="10"/>
     <w:qFormat/>
     <w:rsid w:val="00F83A00"/>
@@ -792,10 +3230,10 @@
       <w:szCs w:val="56"/>
     </w:rPr>
   </w:style>
-  <w:style w:type="character" w:customStyle="1" w:styleId="TitelChar">
-    <w:name w:val="Titel Char"/>
-    <w:basedOn w:val="Standaardalinea-lettertype"/>
-    <w:link w:val="Titel"/>
+  <w:style w:type="character" w:customStyle="1" w:styleId="TitleChar">
+    <w:name w:val="Title Char"/>
+    <w:basedOn w:val="DefaultParagraphFont"/>
+    <w:link w:val="Title"/>
     <w:uiPriority w:val="10"/>
     <w:rsid w:val="00F83A00"/>
     <w:rPr>
@@ -806,11 +3244,11 @@
       <w:szCs w:val="56"/>
     </w:rPr>
   </w:style>
-  <w:style w:type="paragraph" w:styleId="Ondertitel">
+  <w:style w:type="paragraph" w:styleId="Subtitle">
     <w:name w:val="Subtitle"/>
-    <w:basedOn w:val="Standaard"/>
-    <w:next w:val="Standaard"/>
-    <w:link w:val="OndertitelChar"/>
+    <w:basedOn w:val="Normal"/>
+    <w:next w:val="Normal"/>
+    <w:link w:val="SubtitleChar"/>
     <w:uiPriority w:val="11"/>
     <w:qFormat/>
     <w:rsid w:val="00F83A00"/>
@@ -827,10 +3265,10 @@
       <w:szCs w:val="28"/>
     </w:rPr>
   </w:style>
-  <w:style w:type="character" w:customStyle="1" w:styleId="OndertitelChar">
-    <w:name w:val="Ondertitel Char"/>
-    <w:basedOn w:val="Standaardalinea-lettertype"/>
-    <w:link w:val="Ondertitel"/>
+  <w:style w:type="character" w:customStyle="1" w:styleId="SubtitleChar">
+    <w:name w:val="Subtitle Char"/>
+    <w:basedOn w:val="DefaultParagraphFont"/>
+    <w:link w:val="Subtitle"/>
     <w:uiPriority w:val="11"/>
     <w:rsid w:val="00F83A00"/>
     <w:rPr>
@@ -841,11 +3279,11 @@
       <w:szCs w:val="28"/>
     </w:rPr>
   </w:style>
-  <w:style w:type="paragraph" w:styleId="Citaat">
+  <w:style w:type="paragraph" w:styleId="Quote">
     <w:name w:val="Quote"/>
-    <w:basedOn w:val="Standaard"/>
-    <w:next w:val="Standaard"/>
-    <w:link w:val="CitaatChar"/>
+    <w:basedOn w:val="Normal"/>
+    <w:next w:val="Normal"/>
+    <w:link w:val="QuoteChar"/>
     <w:uiPriority w:val="29"/>
     <w:qFormat/>
     <w:rsid w:val="00F83A00"/>
@@ -859,10 +3297,10 @@
       <w:color w:val="404040" w:themeColor="text1" w:themeTint="BF"/>
     </w:rPr>
   </w:style>
-  <w:style w:type="character" w:customStyle="1" w:styleId="CitaatChar">
-    <w:name w:val="Citaat Char"/>
-    <w:basedOn w:val="Standaardalinea-lettertype"/>
-    <w:link w:val="Citaat"/>
+  <w:style w:type="character" w:customStyle="1" w:styleId="QuoteChar">
+    <w:name w:val="Quote Char"/>
+    <w:basedOn w:val="DefaultParagraphFont"/>
+    <w:link w:val="Quote"/>
     <w:uiPriority w:val="29"/>
     <w:rsid w:val="00F83A00"/>
     <w:rPr>
@@ -871,9 +3309,9 @@
       <w:color w:val="404040" w:themeColor="text1" w:themeTint="BF"/>
     </w:rPr>
   </w:style>
-  <w:style w:type="paragraph" w:styleId="Lijstalinea">
+  <w:style w:type="paragraph" w:styleId="ListParagraph">
     <w:name w:val="List Paragraph"/>
-    <w:basedOn w:val="Standaard"/>
+    <w:basedOn w:val="Normal"/>
     <w:uiPriority w:val="34"/>
     <w:qFormat/>
     <w:rsid w:val="00F83A00"/>
@@ -882,9 +3320,9 @@
       <w:contextualSpacing/>
     </w:pPr>
   </w:style>
-  <w:style w:type="character" w:styleId="Intensievebenadrukking">
+  <w:style w:type="character" w:styleId="IntenseEmphasis">
     <w:name w:val="Intense Emphasis"/>
-    <w:basedOn w:val="Standaardalinea-lettertype"/>
+    <w:basedOn w:val="DefaultParagraphFont"/>
     <w:uiPriority w:val="21"/>
     <w:qFormat/>
     <w:rsid w:val="00F83A00"/>
@@ -894,11 +3332,11 @@
       <w:color w:val="0F4761" w:themeColor="accent1" w:themeShade="BF"/>
     </w:rPr>
   </w:style>
-  <w:style w:type="paragraph" w:styleId="Duidelijkcitaat">
+  <w:style w:type="paragraph" w:styleId="IntenseQuote">
     <w:name w:val="Intense Quote"/>
-    <w:basedOn w:val="Standaard"/>
-    <w:next w:val="Standaard"/>
-    <w:link w:val="DuidelijkcitaatChar"/>
+    <w:basedOn w:val="Normal"/>
+    <w:next w:val="Normal"/>
+    <w:link w:val="IntenseQuoteChar"/>
     <w:uiPriority w:val="30"/>
     <w:qFormat/>
     <w:rsid w:val="00F83A00"/>
@@ -917,10 +3355,10 @@
       <w:color w:val="0F4761" w:themeColor="accent1" w:themeShade="BF"/>
     </w:rPr>
   </w:style>
-  <w:style w:type="character" w:customStyle="1" w:styleId="DuidelijkcitaatChar">
-    <w:name w:val="Duidelijk citaat Char"/>
-    <w:basedOn w:val="Standaardalinea-lettertype"/>
-    <w:link w:val="Duidelijkcitaat"/>
+  <w:style w:type="character" w:customStyle="1" w:styleId="IntenseQuoteChar">
+    <w:name w:val="Intense Quote Char"/>
+    <w:basedOn w:val="DefaultParagraphFont"/>
+    <w:link w:val="IntenseQuote"/>
     <w:uiPriority w:val="30"/>
     <w:rsid w:val="00F83A00"/>
     <w:rPr>
@@ -929,9 +3367,9 @@
       <w:color w:val="0F4761" w:themeColor="accent1" w:themeShade="BF"/>
     </w:rPr>
   </w:style>
-  <w:style w:type="character" w:styleId="Intensieveverwijzing">
+  <w:style w:type="character" w:styleId="IntenseReference">
     <w:name w:val="Intense Reference"/>
-    <w:basedOn w:val="Standaardalinea-lettertype"/>
+    <w:basedOn w:val="DefaultParagraphFont"/>
     <w:uiPriority w:val="32"/>
     <w:qFormat/>
     <w:rsid w:val="00F83A00"/>
